--- a/fr/index.docx
+++ b/fr/index.docx
@@ -119,7 +119,13 @@
         <w:pStyle w:val="FirstParagraph"/>
       </w:pPr>
       <w:r>
-        <w:t xml:space="preserve">Les informations de ce chapitre doivent donner au lecteur un aperçu rapide de ce à quoi ce standard est destiné. Des indications sur les éléments suivants peuvent s’avérer utiles.</w:t>
+        <w:t xml:space="preserve">Les informations de ce chapitre doivent donner au lecteur un aperçu rapide de ce à quoi ce standard est destiné.</w:t>
+      </w:r>
+      <w:r>
+        <w:t xml:space="preserve"> </w:t>
+      </w:r>
+      <w:r>
+        <w:t xml:space="preserve">Des indications sur les éléments suivants peuvent s’avérer utiles.</w:t>
       </w:r>
     </w:p>
     <w:bookmarkEnd w:id="25"/>

--- a/fr/index.docx
+++ b/fr/index.docx
@@ -320,18 +320,1268 @@
         <w:t xml:space="preserve">Modèle de données</w:t>
       </w:r>
     </w:p>
-    <w:bookmarkStart w:id="35" w:name="sec-genreshape"/>
+    <w:bookmarkStart w:id="35" w:name="sec-album-de-musique"/>
     <w:p>
       <w:pPr>
         <w:pStyle w:val="berschrift2"/>
       </w:pPr>
       <w:r>
-        <w:t xml:space="preserve">:GenreShape</w:t>
+        <w:t xml:space="preserve">Album de musique</w:t>
       </w:r>
     </w:p>
     <w:p>
       <w:pPr>
         <w:pStyle w:val="FirstParagraph"/>
+      </w:pPr>
+      <w:r>
+        <w:t xml:space="preserve">Une collection de pistes dans le jeu de données Chinook.</w:t>
+      </w:r>
+    </w:p>
+    <w:p>
+      <w:pPr>
+        <w:pStyle w:val="Textkrper"/>
+      </w:pPr>
+      <w:r>
+        <w:rPr>
+          <w:b/>
+          <w:bCs/>
+        </w:rPr>
+        <w:t xml:space="preserve">Classe cible:</w:t>
+      </w:r>
+      <w:r>
+        <w:t xml:space="preserve"> </w:t>
+      </w:r>
+      <w:r>
+        <w:rPr>
+          <w:rStyle w:val="VerbatimChar"/>
+        </w:rPr>
+        <w:t xml:space="preserve">schema:MusicAlbum</w:t>
+      </w:r>
+    </w:p>
+    <w:tbl>
+      <w:tblPr>
+        <w:tblStyle w:val="Table"/>
+        <w:tblW w:type="pct" w:w="5000"/>
+        <w:tblLayout w:type="fixed"/>
+        <w:tblLook w:firstRow="0" w:lastRow="0" w:firstColumn="0" w:lastColumn="0" w:noHBand="0" w:noVBand="0" w:val="0000"/>
+      </w:tblPr>
+      <w:tblGrid>
+        <w:gridCol w:w="7920"/>
+      </w:tblGrid>
+      <w:tr>
+        <w:tc>
+          <w:tcPr/>
+          <w:bookmarkStart w:id="34" w:name="tbl-album-de-musique"/>
+          <w:p>
+            <w:pPr>
+              <w:jc w:val="center"/>
+            </w:pPr>
+            <w:pPr>
+              <w:jc w:val="left"/>
+              <w:spacing w:before="200"/>
+              <w:pStyle w:val="ImageCaption"/>
+            </w:pPr>
+            <w:r>
+              <w:t xml:space="preserve">Table 1: Album de musique propriétés</w:t>
+            </w:r>
+          </w:p>
+          <w:tbl>
+            <w:tblPr>
+              <w:tblStyle w:val="Table"/>
+              <w:tblW w:type="pct" w:w="5000"/>
+              <w:tblLayout w:type="fixed"/>
+              <w:tblLook w:firstRow="1" w:lastRow="0" w:firstColumn="0" w:lastColumn="0" w:noHBand="0" w:noVBand="0" w:val="0020"/>
+            </w:tblPr>
+            <w:tblGrid>
+              <w:gridCol w:w="1980"/>
+              <w:gridCol w:w="1980"/>
+              <w:gridCol w:w="1980"/>
+              <w:gridCol w:w="1980"/>
+            </w:tblGrid>
+            <w:tr>
+              <w:trPr>
+                <w:tblHeader w:val="on"/>
+              </w:trPr>
+              <w:tc>
+                <w:tcPr/>
+                <w:p>
+                  <w:pPr>
+                    <w:pStyle w:val="Compact"/>
+                    <w:jc w:val="left"/>
+                    <w:jc w:val="center"/>
+                  </w:pPr>
+                  <w:r>
+                    <w:t xml:space="preserve">Description</w:t>
+                  </w:r>
+                </w:p>
+              </w:tc>
+              <w:tc>
+                <w:tcPr/>
+                <w:p>
+                  <w:pPr>
+                    <w:pStyle w:val="Compact"/>
+                    <w:jc w:val="left"/>
+                    <w:jc w:val="center"/>
+                  </w:pPr>
+                  <w:r>
+                    <w:t xml:space="preserve">Chemin</w:t>
+                  </w:r>
+                </w:p>
+              </w:tc>
+              <w:tc>
+                <w:tcPr/>
+                <w:p>
+                  <w:pPr>
+                    <w:pStyle w:val="Compact"/>
+                    <w:jc w:val="left"/>
+                    <w:jc w:val="center"/>
+                  </w:pPr>
+                  <w:r>
+                    <w:t xml:space="preserve">Type</w:t>
+                  </w:r>
+                </w:p>
+              </w:tc>
+              <w:tc>
+                <w:tcPr/>
+                <w:p>
+                  <w:pPr>
+                    <w:pStyle w:val="Compact"/>
+                    <w:jc w:val="right"/>
+                    <w:jc w:val="center"/>
+                  </w:pPr>
+                  <w:r>
+                    <w:t xml:space="preserve">Cardinalité</w:t>
+                  </w:r>
+                </w:p>
+              </w:tc>
+            </w:tr>
+            <w:tr>
+              <w:tc>
+                <w:tcPr/>
+                <w:p>
+                  <w:pPr>
+                    <w:pStyle w:val="Compact"/>
+                    <w:jc w:val="left"/>
+                    <w:jc w:val="center"/>
+                  </w:pPr>
+                  <w:r>
+                    <w:rPr>
+                      <w:b/>
+                      <w:bCs/>
+                    </w:rPr>
+                    <w:t xml:space="preserve">Nom</w:t>
+                  </w:r>
+                  <w:r>
+                    <w:t xml:space="preserve">: Chaque album doit avoir un nom.</w:t>
+                  </w:r>
+                </w:p>
+              </w:tc>
+              <w:tc>
+                <w:tcPr/>
+                <w:p>
+                  <w:pPr>
+                    <w:pStyle w:val="Compact"/>
+                    <w:jc w:val="left"/>
+                    <w:jc w:val="center"/>
+                  </w:pPr>
+                  <w:r>
+                    <w:rPr>
+                      <w:rStyle w:val="VerbatimChar"/>
+                    </w:rPr>
+                    <w:t xml:space="preserve">schema:name</w:t>
+                  </w:r>
+                </w:p>
+              </w:tc>
+              <w:tc>
+                <w:tcPr/>
+                <w:p>
+                  <w:pPr>
+                    <w:pStyle w:val="Compact"/>
+                    <w:jc w:val="left"/>
+                    <w:jc w:val="center"/>
+                  </w:pPr>
+                  <w:r>
+                    <w:rPr>
+                      <w:rStyle w:val="VerbatimChar"/>
+                    </w:rPr>
+                    <w:t xml:space="preserve">xsd:string</w:t>
+                  </w:r>
+                </w:p>
+              </w:tc>
+              <w:tc>
+                <w:tcPr/>
+                <w:p>
+                  <w:pPr>
+                    <w:pStyle w:val="Compact"/>
+                    <w:jc w:val="right"/>
+                    <w:jc w:val="center"/>
+                  </w:pPr>
+                  <w:r>
+                    <w:t xml:space="preserve">1..1</w:t>
+                  </w:r>
+                </w:p>
+              </w:tc>
+            </w:tr>
+            <w:tr>
+              <w:tc>
+                <w:tcPr/>
+                <w:p>
+                  <w:pPr>
+                    <w:pStyle w:val="Compact"/>
+                    <w:jc w:val="left"/>
+                    <w:jc w:val="center"/>
+                  </w:pPr>
+                  <w:r>
+                    <w:rPr>
+                      <w:b/>
+                      <w:bCs/>
+                    </w:rPr>
+                    <w:t xml:space="preserve">Artiste</w:t>
+                  </w:r>
+                  <w:r>
+                    <w:t xml:space="preserve">: Personne ou groupe de musique ayant créé l’album.</w:t>
+                  </w:r>
+                </w:p>
+              </w:tc>
+              <w:tc>
+                <w:tcPr/>
+                <w:p>
+                  <w:pPr>
+                    <w:pStyle w:val="Compact"/>
+                    <w:jc w:val="left"/>
+                    <w:jc w:val="center"/>
+                  </w:pPr>
+                  <w:r>
+                    <w:rPr>
+                      <w:rStyle w:val="VerbatimChar"/>
+                    </w:rPr>
+                    <w:t xml:space="preserve">schema:byArtist</w:t>
+                  </w:r>
+                </w:p>
+              </w:tc>
+              <w:tc>
+                <w:tcPr/>
+                <w:p>
+                  <w:pPr>
+                    <w:pStyle w:val="Compact"/>
+                    <w:jc w:val="left"/>
+                    <w:jc w:val="center"/>
+                  </w:pPr>
+                  <w:hyperlink w:anchor="sec-personne">
+                    <w:r>
+                      <w:rPr>
+                        <w:rStyle w:val="Hyperlink"/>
+                      </w:rPr>
+                      <w:t xml:space="preserve">schema:Person</w:t>
+                    </w:r>
+                  </w:hyperlink>
+                  <w:r>
+                    <w:t xml:space="preserve"> </w:t>
+                  </w:r>
+                  <w:r>
+                    <w:t xml:space="preserve">ou</w:t>
+                  </w:r>
+                  <w:r>
+                    <w:t xml:space="preserve"> </w:t>
+                  </w:r>
+                  <w:r>
+                    <w:rPr>
+                      <w:rStyle w:val="VerbatimChar"/>
+                    </w:rPr>
+                    <w:t xml:space="preserve">schema:MusicGroup</w:t>
+                  </w:r>
+                </w:p>
+              </w:tc>
+              <w:tc>
+                <w:tcPr/>
+                <w:p>
+                  <w:pPr>
+                    <w:pStyle w:val="Compact"/>
+                    <w:jc w:val="right"/>
+                    <w:jc w:val="center"/>
+                  </w:pPr>
+                  <w:r>
+                    <w:t xml:space="preserve">0..*</w:t>
+                  </w:r>
+                </w:p>
+              </w:tc>
+            </w:tr>
+          </w:tbl>
+          <w:bookmarkEnd w:id="34"/>
+          <w:p/>
+        </w:tc>
+      </w:tr>
+    </w:tbl>
+    <w:bookmarkEnd w:id="35"/>
+    <w:bookmarkStart w:id="37" w:name="sec-enregistrement-musical"/>
+    <w:p>
+      <w:pPr>
+        <w:pStyle w:val="berschrift2"/>
+      </w:pPr>
+      <w:r>
+        <w:t xml:space="preserve">Enregistrement musical</w:t>
+      </w:r>
+    </w:p>
+    <w:p>
+      <w:pPr>
+        <w:pStyle w:val="FirstParagraph"/>
+      </w:pPr>
+      <w:r>
+        <w:t xml:space="preserve">Une piste musicale unique dans le jeu de données Chinook.</w:t>
+      </w:r>
+    </w:p>
+    <w:p>
+      <w:pPr>
+        <w:pStyle w:val="Textkrper"/>
+      </w:pPr>
+      <w:r>
+        <w:rPr>
+          <w:b/>
+          <w:bCs/>
+        </w:rPr>
+        <w:t xml:space="preserve">Classe cible:</w:t>
+      </w:r>
+      <w:r>
+        <w:t xml:space="preserve"> </w:t>
+      </w:r>
+      <w:r>
+        <w:rPr>
+          <w:rStyle w:val="VerbatimChar"/>
+        </w:rPr>
+        <w:t xml:space="preserve">schema:MusicRecording</w:t>
+      </w:r>
+    </w:p>
+    <w:tbl>
+      <w:tblPr>
+        <w:tblStyle w:val="Table"/>
+        <w:tblW w:type="pct" w:w="5000"/>
+        <w:tblLayout w:type="fixed"/>
+        <w:tblLook w:firstRow="0" w:lastRow="0" w:firstColumn="0" w:lastColumn="0" w:noHBand="0" w:noVBand="0" w:val="0000"/>
+      </w:tblPr>
+      <w:tblGrid>
+        <w:gridCol w:w="7920"/>
+      </w:tblGrid>
+      <w:tr>
+        <w:tc>
+          <w:tcPr/>
+          <w:bookmarkStart w:id="36" w:name="tbl-enregistrement-musical"/>
+          <w:p>
+            <w:pPr>
+              <w:jc w:val="center"/>
+            </w:pPr>
+            <w:pPr>
+              <w:jc w:val="left"/>
+              <w:spacing w:before="200"/>
+              <w:pStyle w:val="ImageCaption"/>
+            </w:pPr>
+            <w:r>
+              <w:t xml:space="preserve">Table 2: Enregistrement musical propriétés</w:t>
+            </w:r>
+          </w:p>
+          <w:tbl>
+            <w:tblPr>
+              <w:tblStyle w:val="Table"/>
+              <w:tblW w:type="pct" w:w="5000"/>
+              <w:tblLayout w:type="fixed"/>
+              <w:tblLook w:firstRow="1" w:lastRow="0" w:firstColumn="0" w:lastColumn="0" w:noHBand="0" w:noVBand="0" w:val="0020"/>
+            </w:tblPr>
+            <w:tblGrid>
+              <w:gridCol w:w="1980"/>
+              <w:gridCol w:w="1980"/>
+              <w:gridCol w:w="1980"/>
+              <w:gridCol w:w="1980"/>
+            </w:tblGrid>
+            <w:tr>
+              <w:trPr>
+                <w:tblHeader w:val="on"/>
+              </w:trPr>
+              <w:tc>
+                <w:tcPr/>
+                <w:p>
+                  <w:pPr>
+                    <w:pStyle w:val="Compact"/>
+                    <w:jc w:val="left"/>
+                    <w:jc w:val="center"/>
+                  </w:pPr>
+                  <w:r>
+                    <w:t xml:space="preserve">Description</w:t>
+                  </w:r>
+                </w:p>
+              </w:tc>
+              <w:tc>
+                <w:tcPr/>
+                <w:p>
+                  <w:pPr>
+                    <w:pStyle w:val="Compact"/>
+                    <w:jc w:val="left"/>
+                    <w:jc w:val="center"/>
+                  </w:pPr>
+                  <w:r>
+                    <w:t xml:space="preserve">Chemin</w:t>
+                  </w:r>
+                </w:p>
+              </w:tc>
+              <w:tc>
+                <w:tcPr/>
+                <w:p>
+                  <w:pPr>
+                    <w:pStyle w:val="Compact"/>
+                    <w:jc w:val="left"/>
+                    <w:jc w:val="center"/>
+                  </w:pPr>
+                  <w:r>
+                    <w:t xml:space="preserve">Type</w:t>
+                  </w:r>
+                </w:p>
+              </w:tc>
+              <w:tc>
+                <w:tcPr/>
+                <w:p>
+                  <w:pPr>
+                    <w:pStyle w:val="Compact"/>
+                    <w:jc w:val="right"/>
+                    <w:jc w:val="center"/>
+                  </w:pPr>
+                  <w:r>
+                    <w:t xml:space="preserve">Cardinalité</w:t>
+                  </w:r>
+                </w:p>
+              </w:tc>
+            </w:tr>
+            <w:tr>
+              <w:tc>
+                <w:tcPr/>
+                <w:p>
+                  <w:pPr>
+                    <w:pStyle w:val="Compact"/>
+                    <w:jc w:val="left"/>
+                    <w:jc w:val="center"/>
+                  </w:pPr>
+                  <w:r>
+                    <w:rPr>
+                      <w:b/>
+                      <w:bCs/>
+                    </w:rPr>
+                    <w:t xml:space="preserve">Nom</w:t>
+                  </w:r>
+                  <w:r>
+                    <w:t xml:space="preserve">: Chaque piste doit avoir un nom.</w:t>
+                  </w:r>
+                </w:p>
+              </w:tc>
+              <w:tc>
+                <w:tcPr/>
+                <w:p>
+                  <w:pPr>
+                    <w:pStyle w:val="Compact"/>
+                    <w:jc w:val="left"/>
+                    <w:jc w:val="center"/>
+                  </w:pPr>
+                  <w:r>
+                    <w:rPr>
+                      <w:rStyle w:val="VerbatimChar"/>
+                    </w:rPr>
+                    <w:t xml:space="preserve">schema:name</w:t>
+                  </w:r>
+                </w:p>
+              </w:tc>
+              <w:tc>
+                <w:tcPr/>
+                <w:p>
+                  <w:pPr>
+                    <w:pStyle w:val="Compact"/>
+                    <w:jc w:val="left"/>
+                    <w:jc w:val="center"/>
+                  </w:pPr>
+                  <w:r>
+                    <w:rPr>
+                      <w:rStyle w:val="VerbatimChar"/>
+                    </w:rPr>
+                    <w:t xml:space="preserve">xsd:string</w:t>
+                  </w:r>
+                </w:p>
+              </w:tc>
+              <w:tc>
+                <w:tcPr/>
+                <w:p>
+                  <w:pPr>
+                    <w:pStyle w:val="Compact"/>
+                    <w:jc w:val="right"/>
+                    <w:jc w:val="center"/>
+                  </w:pPr>
+                  <w:r>
+                    <w:t xml:space="preserve">1..1</w:t>
+                  </w:r>
+                </w:p>
+              </w:tc>
+            </w:tr>
+            <w:tr>
+              <w:tc>
+                <w:tcPr/>
+                <w:p>
+                  <w:pPr>
+                    <w:pStyle w:val="Compact"/>
+                    <w:jc w:val="left"/>
+                    <w:jc w:val="center"/>
+                  </w:pPr>
+                  <w:r>
+                    <w:rPr>
+                      <w:b/>
+                      <w:bCs/>
+                    </w:rPr>
+                    <w:t xml:space="preserve">Dans l’album</w:t>
+                  </w:r>
+                  <w:r>
+                    <w:t xml:space="preserve">: Une piste ne peut appartenir qu’à un schema:MusicAlbum valide.</w:t>
+                  </w:r>
+                </w:p>
+              </w:tc>
+              <w:tc>
+                <w:tcPr/>
+                <w:p>
+                  <w:pPr>
+                    <w:pStyle w:val="Compact"/>
+                    <w:jc w:val="left"/>
+                    <w:jc w:val="center"/>
+                  </w:pPr>
+                  <w:r>
+                    <w:rPr>
+                      <w:rStyle w:val="VerbatimChar"/>
+                    </w:rPr>
+                    <w:t xml:space="preserve">schema:inAlbum</w:t>
+                  </w:r>
+                </w:p>
+              </w:tc>
+              <w:tc>
+                <w:tcPr/>
+                <w:p>
+                  <w:pPr>
+                    <w:pStyle w:val="Compact"/>
+                    <w:jc w:val="left"/>
+                    <w:jc w:val="center"/>
+                  </w:pPr>
+                  <w:hyperlink w:anchor="sec-album-de-musique">
+                    <w:r>
+                      <w:rPr>
+                        <w:rStyle w:val="Hyperlink"/>
+                      </w:rPr>
+                      <w:t xml:space="preserve">schema:MusicAlbum</w:t>
+                    </w:r>
+                  </w:hyperlink>
+                </w:p>
+              </w:tc>
+              <w:tc>
+                <w:tcPr/>
+                <w:p>
+                  <w:pPr>
+                    <w:pStyle w:val="Compact"/>
+                    <w:jc w:val="right"/>
+                    <w:jc w:val="center"/>
+                  </w:pPr>
+                  <w:r>
+                    <w:t xml:space="preserve">0..*</w:t>
+                  </w:r>
+                </w:p>
+              </w:tc>
+            </w:tr>
+            <w:tr>
+              <w:tc>
+                <w:tcPr/>
+                <w:p>
+                  <w:pPr>
+                    <w:pStyle w:val="Compact"/>
+                    <w:jc w:val="left"/>
+                    <w:jc w:val="center"/>
+                  </w:pPr>
+                  <w:r>
+                    <w:rPr>
+                      <w:b/>
+                      <w:bCs/>
+                    </w:rPr>
+                    <w:t xml:space="preserve">Auteur</w:t>
+                  </w:r>
+                  <w:r>
+                    <w:t xml:space="preserve">: La personne ou le groupe qui a écrit la piste.</w:t>
+                  </w:r>
+                </w:p>
+              </w:tc>
+              <w:tc>
+                <w:tcPr/>
+                <w:p>
+                  <w:pPr>
+                    <w:pStyle w:val="Compact"/>
+                    <w:jc w:val="left"/>
+                    <w:jc w:val="center"/>
+                  </w:pPr>
+                  <w:r>
+                    <w:rPr>
+                      <w:rStyle w:val="VerbatimChar"/>
+                    </w:rPr>
+                    <w:t xml:space="preserve">schema:author</w:t>
+                  </w:r>
+                </w:p>
+              </w:tc>
+              <w:tc>
+                <w:tcPr/>
+                <w:p>
+                  <w:pPr>
+                    <w:pStyle w:val="Compact"/>
+                  </w:pPr>
+                </w:p>
+              </w:tc>
+              <w:tc>
+                <w:tcPr/>
+                <w:p>
+                  <w:pPr>
+                    <w:pStyle w:val="Compact"/>
+                    <w:jc w:val="right"/>
+                    <w:jc w:val="center"/>
+                  </w:pPr>
+                  <w:r>
+                    <w:t xml:space="preserve">0..*</w:t>
+                  </w:r>
+                </w:p>
+              </w:tc>
+            </w:tr>
+            <w:tr>
+              <w:tc>
+                <w:tcPr/>
+                <w:p>
+                  <w:pPr>
+                    <w:pStyle w:val="Compact"/>
+                    <w:jc w:val="left"/>
+                    <w:jc w:val="center"/>
+                  </w:pPr>
+                  <w:r>
+                    <w:rPr>
+                      <w:b/>
+                      <w:bCs/>
+                    </w:rPr>
+                    <w:t xml:space="preserve">Genre</w:t>
+                  </w:r>
+                </w:p>
+              </w:tc>
+              <w:tc>
+                <w:tcPr/>
+                <w:p>
+                  <w:pPr>
+                    <w:pStyle w:val="Compact"/>
+                    <w:jc w:val="left"/>
+                    <w:jc w:val="center"/>
+                  </w:pPr>
+                  <w:r>
+                    <w:rPr>
+                      <w:rStyle w:val="VerbatimChar"/>
+                    </w:rPr>
+                    <w:t xml:space="preserve">schema:genre</w:t>
+                  </w:r>
+                </w:p>
+              </w:tc>
+              <w:tc>
+                <w:tcPr/>
+                <w:p>
+                  <w:pPr>
+                    <w:pStyle w:val="Compact"/>
+                    <w:jc w:val="left"/>
+                    <w:jc w:val="center"/>
+                  </w:pPr>
+                  <w:hyperlink w:anchor="sec-genre">
+                    <w:r>
+                      <w:rPr>
+                        <w:rStyle w:val="Hyperlink"/>
+                      </w:rPr>
+                      <w:t xml:space="preserve">:Genre</w:t>
+                    </w:r>
+                  </w:hyperlink>
+                </w:p>
+              </w:tc>
+              <w:tc>
+                <w:tcPr/>
+                <w:p>
+                  <w:pPr>
+                    <w:pStyle w:val="Compact"/>
+                    <w:jc w:val="right"/>
+                    <w:jc w:val="center"/>
+                  </w:pPr>
+                  <w:r>
+                    <w:t xml:space="preserve">1..1</w:t>
+                  </w:r>
+                </w:p>
+              </w:tc>
+            </w:tr>
+            <w:tr>
+              <w:tc>
+                <w:tcPr/>
+                <w:p>
+                  <w:pPr>
+                    <w:pStyle w:val="Compact"/>
+                    <w:jc w:val="left"/>
+                    <w:jc w:val="center"/>
+                  </w:pPr>
+                  <w:r>
+                    <w:rPr>
+                      <w:b/>
+                      <w:bCs/>
+                    </w:rPr>
+                    <w:t xml:space="preserve">Durée</w:t>
+                  </w:r>
+                  <w:r>
+                    <w:t xml:space="preserve">: La durée doit être exprimée en tant que schema:QuantitativeValue.</w:t>
+                  </w:r>
+                </w:p>
+              </w:tc>
+              <w:tc>
+                <w:tcPr/>
+                <w:p>
+                  <w:pPr>
+                    <w:pStyle w:val="Compact"/>
+                    <w:jc w:val="left"/>
+                    <w:jc w:val="center"/>
+                  </w:pPr>
+                  <w:r>
+                    <w:rPr>
+                      <w:rStyle w:val="VerbatimChar"/>
+                    </w:rPr>
+                    <w:t xml:space="preserve">schema:duration</w:t>
+                  </w:r>
+                </w:p>
+              </w:tc>
+              <w:tc>
+                <w:tcPr/>
+                <w:p>
+                  <w:pPr>
+                    <w:pStyle w:val="Compact"/>
+                    <w:jc w:val="left"/>
+                    <w:jc w:val="center"/>
+                  </w:pPr>
+                  <w:hyperlink w:anchor="sec-valeur-quantitative">
+                    <w:r>
+                      <w:rPr>
+                        <w:rStyle w:val="Hyperlink"/>
+                      </w:rPr>
+                      <w:t xml:space="preserve">schema:QuantitativeValue</w:t>
+                    </w:r>
+                  </w:hyperlink>
+                </w:p>
+              </w:tc>
+              <w:tc>
+                <w:tcPr/>
+                <w:p>
+                  <w:pPr>
+                    <w:pStyle w:val="Compact"/>
+                    <w:jc w:val="right"/>
+                    <w:jc w:val="center"/>
+                  </w:pPr>
+                  <w:r>
+                    <w:t xml:space="preserve">0..*</w:t>
+                  </w:r>
+                </w:p>
+              </w:tc>
+            </w:tr>
+            <w:tr>
+              <w:tc>
+                <w:tcPr/>
+                <w:p>
+                  <w:pPr>
+                    <w:pStyle w:val="Compact"/>
+                    <w:jc w:val="left"/>
+                    <w:jc w:val="center"/>
+                  </w:pPr>
+                  <w:r>
+                    <w:rPr>
+                      <w:b/>
+                      <w:bCs/>
+                    </w:rPr>
+                    <w:t xml:space="preserve">Taille du contenu</w:t>
+                  </w:r>
+                </w:p>
+              </w:tc>
+              <w:tc>
+                <w:tcPr/>
+                <w:p>
+                  <w:pPr>
+                    <w:pStyle w:val="Compact"/>
+                    <w:jc w:val="left"/>
+                    <w:jc w:val="center"/>
+                  </w:pPr>
+                  <w:r>
+                    <w:rPr>
+                      <w:rStyle w:val="VerbatimChar"/>
+                    </w:rPr>
+                    <w:t xml:space="preserve">schema:contentSize</w:t>
+                  </w:r>
+                </w:p>
+              </w:tc>
+              <w:tc>
+                <w:tcPr/>
+                <w:p>
+                  <w:pPr>
+                    <w:pStyle w:val="Compact"/>
+                    <w:jc w:val="left"/>
+                    <w:jc w:val="center"/>
+                  </w:pPr>
+                  <w:hyperlink w:anchor="sec-valeur-quantitative">
+                    <w:r>
+                      <w:rPr>
+                        <w:rStyle w:val="Hyperlink"/>
+                      </w:rPr>
+                      <w:t xml:space="preserve">schema:QuantitativeValue</w:t>
+                    </w:r>
+                  </w:hyperlink>
+                </w:p>
+              </w:tc>
+              <w:tc>
+                <w:tcPr/>
+                <w:p>
+                  <w:pPr>
+                    <w:pStyle w:val="Compact"/>
+                    <w:jc w:val="right"/>
+                    <w:jc w:val="center"/>
+                  </w:pPr>
+                  <w:r>
+                    <w:t xml:space="preserve">0..*</w:t>
+                  </w:r>
+                </w:p>
+              </w:tc>
+            </w:tr>
+          </w:tbl>
+          <w:bookmarkEnd w:id="36"/>
+          <w:p/>
+        </w:tc>
+      </w:tr>
+    </w:tbl>
+    <w:bookmarkEnd w:id="37"/>
+    <w:bookmarkStart w:id="39" w:name="sec-facture"/>
+    <w:p>
+      <w:pPr>
+        <w:pStyle w:val="berschrift2"/>
+      </w:pPr>
+      <w:r>
+        <w:t xml:space="preserve">Facture</w:t>
+      </w:r>
+    </w:p>
+    <w:p>
+      <w:pPr>
+        <w:pStyle w:val="FirstParagraph"/>
+      </w:pPr>
+      <w:r>
+        <w:t xml:space="preserve">Un reçu d’achat dans le jeu de données Chinook.</w:t>
+      </w:r>
+    </w:p>
+    <w:p>
+      <w:pPr>
+        <w:pStyle w:val="Textkrper"/>
+      </w:pPr>
+      <w:r>
+        <w:rPr>
+          <w:b/>
+          <w:bCs/>
+        </w:rPr>
+        <w:t xml:space="preserve">Classe cible:</w:t>
+      </w:r>
+      <w:r>
+        <w:t xml:space="preserve"> </w:t>
+      </w:r>
+      <w:r>
+        <w:rPr>
+          <w:rStyle w:val="VerbatimChar"/>
+        </w:rPr>
+        <w:t xml:space="preserve">schema:Invoice</w:t>
+      </w:r>
+    </w:p>
+    <w:tbl>
+      <w:tblPr>
+        <w:tblStyle w:val="Table"/>
+        <w:tblW w:type="pct" w:w="5000"/>
+        <w:tblLayout w:type="fixed"/>
+        <w:tblLook w:firstRow="0" w:lastRow="0" w:firstColumn="0" w:lastColumn="0" w:noHBand="0" w:noVBand="0" w:val="0000"/>
+      </w:tblPr>
+      <w:tblGrid>
+        <w:gridCol w:w="7920"/>
+      </w:tblGrid>
+      <w:tr>
+        <w:tc>
+          <w:tcPr/>
+          <w:bookmarkStart w:id="38" w:name="tbl-facture"/>
+          <w:p>
+            <w:pPr>
+              <w:jc w:val="center"/>
+            </w:pPr>
+            <w:pPr>
+              <w:jc w:val="left"/>
+              <w:spacing w:before="200"/>
+              <w:pStyle w:val="ImageCaption"/>
+            </w:pPr>
+            <w:r>
+              <w:t xml:space="preserve">Table 3: Facture propriétés</w:t>
+            </w:r>
+          </w:p>
+          <w:tbl>
+            <w:tblPr>
+              <w:tblStyle w:val="Table"/>
+              <w:tblW w:type="pct" w:w="5000"/>
+              <w:tblLayout w:type="fixed"/>
+              <w:tblLook w:firstRow="1" w:lastRow="0" w:firstColumn="0" w:lastColumn="0" w:noHBand="0" w:noVBand="0" w:val="0020"/>
+            </w:tblPr>
+            <w:tblGrid>
+              <w:gridCol w:w="1980"/>
+              <w:gridCol w:w="1980"/>
+              <w:gridCol w:w="1980"/>
+              <w:gridCol w:w="1980"/>
+            </w:tblGrid>
+            <w:tr>
+              <w:trPr>
+                <w:tblHeader w:val="on"/>
+              </w:trPr>
+              <w:tc>
+                <w:tcPr/>
+                <w:p>
+                  <w:pPr>
+                    <w:pStyle w:val="Compact"/>
+                    <w:jc w:val="left"/>
+                    <w:jc w:val="center"/>
+                  </w:pPr>
+                  <w:r>
+                    <w:t xml:space="preserve">Description</w:t>
+                  </w:r>
+                </w:p>
+              </w:tc>
+              <w:tc>
+                <w:tcPr/>
+                <w:p>
+                  <w:pPr>
+                    <w:pStyle w:val="Compact"/>
+                    <w:jc w:val="left"/>
+                    <w:jc w:val="center"/>
+                  </w:pPr>
+                  <w:r>
+                    <w:t xml:space="preserve">Chemin</w:t>
+                  </w:r>
+                </w:p>
+              </w:tc>
+              <w:tc>
+                <w:tcPr/>
+                <w:p>
+                  <w:pPr>
+                    <w:pStyle w:val="Compact"/>
+                    <w:jc w:val="left"/>
+                    <w:jc w:val="center"/>
+                  </w:pPr>
+                  <w:r>
+                    <w:t xml:space="preserve">Type</w:t>
+                  </w:r>
+                </w:p>
+              </w:tc>
+              <w:tc>
+                <w:tcPr/>
+                <w:p>
+                  <w:pPr>
+                    <w:pStyle w:val="Compact"/>
+                    <w:jc w:val="right"/>
+                    <w:jc w:val="center"/>
+                  </w:pPr>
+                  <w:r>
+                    <w:t xml:space="preserve">Cardinalité</w:t>
+                  </w:r>
+                </w:p>
+              </w:tc>
+            </w:tr>
+            <w:tr>
+              <w:tc>
+                <w:tcPr/>
+                <w:p>
+                  <w:pPr>
+                    <w:pStyle w:val="Compact"/>
+                    <w:jc w:val="left"/>
+                    <w:jc w:val="center"/>
+                  </w:pPr>
+                  <w:r>
+                    <w:rPr>
+                      <w:b/>
+                      <w:bCs/>
+                    </w:rPr>
+                    <w:t xml:space="preserve">Client</w:t>
+                  </w:r>
+                  <w:r>
+                    <w:t xml:space="preserve">: Une facture doit être liée à exactement un client.</w:t>
+                  </w:r>
+                </w:p>
+              </w:tc>
+              <w:tc>
+                <w:tcPr/>
+                <w:p>
+                  <w:pPr>
+                    <w:pStyle w:val="Compact"/>
+                    <w:jc w:val="left"/>
+                    <w:jc w:val="center"/>
+                  </w:pPr>
+                  <w:r>
+                    <w:rPr>
+                      <w:rStyle w:val="VerbatimChar"/>
+                    </w:rPr>
+                    <w:t xml:space="preserve">schema:customer</w:t>
+                  </w:r>
+                </w:p>
+              </w:tc>
+              <w:tc>
+                <w:tcPr/>
+                <w:p>
+                  <w:pPr>
+                    <w:pStyle w:val="Compact"/>
+                    <w:jc w:val="left"/>
+                    <w:jc w:val="center"/>
+                  </w:pPr>
+                  <w:hyperlink w:anchor="sec-personne">
+                    <w:r>
+                      <w:rPr>
+                        <w:rStyle w:val="Hyperlink"/>
+                      </w:rPr>
+                      <w:t xml:space="preserve">schema:Person</w:t>
+                    </w:r>
+                  </w:hyperlink>
+                </w:p>
+              </w:tc>
+              <w:tc>
+                <w:tcPr/>
+                <w:p>
+                  <w:pPr>
+                    <w:pStyle w:val="Compact"/>
+                    <w:jc w:val="right"/>
+                    <w:jc w:val="center"/>
+                  </w:pPr>
+                  <w:r>
+                    <w:t xml:space="preserve">1..1</w:t>
+                  </w:r>
+                </w:p>
+              </w:tc>
+            </w:tr>
+            <w:tr>
+              <w:tc>
+                <w:tcPr/>
+                <w:p>
+                  <w:pPr>
+                    <w:pStyle w:val="Compact"/>
+                    <w:jc w:val="left"/>
+                    <w:jc w:val="center"/>
+                  </w:pPr>
+                  <w:r>
+                    <w:rPr>
+                      <w:b/>
+                      <w:bCs/>
+                    </w:rPr>
+                    <w:t xml:space="preserve">Paiement total dû</w:t>
+                  </w:r>
+                  <w:r>
+                    <w:t xml:space="preserve">: Une facture doit définir un paiement total dû en tant que schema:QuantitativeValue.</w:t>
+                  </w:r>
+                </w:p>
+              </w:tc>
+              <w:tc>
+                <w:tcPr/>
+                <w:p>
+                  <w:pPr>
+                    <w:pStyle w:val="Compact"/>
+                    <w:jc w:val="left"/>
+                    <w:jc w:val="center"/>
+                  </w:pPr>
+                  <w:r>
+                    <w:rPr>
+                      <w:rStyle w:val="VerbatimChar"/>
+                    </w:rPr>
+                    <w:t xml:space="preserve">schema:totalPaymentDue</w:t>
+                  </w:r>
+                </w:p>
+              </w:tc>
+              <w:tc>
+                <w:tcPr/>
+                <w:p>
+                  <w:pPr>
+                    <w:pStyle w:val="Compact"/>
+                    <w:jc w:val="left"/>
+                    <w:jc w:val="center"/>
+                  </w:pPr>
+                  <w:hyperlink w:anchor="sec-valeur-quantitative">
+                    <w:r>
+                      <w:rPr>
+                        <w:rStyle w:val="Hyperlink"/>
+                      </w:rPr>
+                      <w:t xml:space="preserve">schema:QuantitativeValue</w:t>
+                    </w:r>
+                  </w:hyperlink>
+                </w:p>
+              </w:tc>
+              <w:tc>
+                <w:tcPr/>
+                <w:p>
+                  <w:pPr>
+                    <w:pStyle w:val="Compact"/>
+                    <w:jc w:val="right"/>
+                    <w:jc w:val="center"/>
+                  </w:pPr>
+                  <w:r>
+                    <w:t xml:space="preserve">1..1</w:t>
+                  </w:r>
+                </w:p>
+              </w:tc>
+            </w:tr>
+            <w:tr>
+              <w:tc>
+                <w:tcPr/>
+                <w:p>
+                  <w:pPr>
+                    <w:pStyle w:val="Compact"/>
+                    <w:jc w:val="left"/>
+                    <w:jc w:val="center"/>
+                  </w:pPr>
+                  <w:r>
+                    <w:rPr>
+                      <w:b/>
+                      <w:bCs/>
+                    </w:rPr>
+                    <w:t xml:space="preserve">Contient</w:t>
+                  </w:r>
+                  <w:r>
+                    <w:t xml:space="preserve">: Une facture doit avoir au moins un article (OrderItem).</w:t>
+                  </w:r>
+                </w:p>
+              </w:tc>
+              <w:tc>
+                <w:tcPr/>
+                <w:p>
+                  <w:pPr>
+                    <w:pStyle w:val="Compact"/>
+                    <w:jc w:val="left"/>
+                    <w:jc w:val="center"/>
+                  </w:pPr>
+                  <w:r>
+                    <w:rPr>
+                      <w:rStyle w:val="VerbatimChar"/>
+                    </w:rPr>
+                    <w:t xml:space="preserve">schema:hasPart</w:t>
+                  </w:r>
+                </w:p>
+              </w:tc>
+              <w:tc>
+                <w:tcPr/>
+                <w:p>
+                  <w:pPr>
+                    <w:pStyle w:val="Compact"/>
+                    <w:jc w:val="left"/>
+                    <w:jc w:val="center"/>
+                  </w:pPr>
+                  <w:r>
+                    <w:rPr>
+                      <w:rStyle w:val="VerbatimChar"/>
+                    </w:rPr>
+                    <w:t xml:space="preserve">schema:OrderItem</w:t>
+                  </w:r>
+                </w:p>
+              </w:tc>
+              <w:tc>
+                <w:tcPr/>
+                <w:p>
+                  <w:pPr>
+                    <w:pStyle w:val="Compact"/>
+                    <w:jc w:val="right"/>
+                    <w:jc w:val="center"/>
+                  </w:pPr>
+                  <w:r>
+                    <w:t xml:space="preserve">1..*</w:t>
+                  </w:r>
+                </w:p>
+              </w:tc>
+            </w:tr>
+            <w:tr>
+              <w:tc>
+                <w:tcPr/>
+                <w:p>
+                  <w:pPr>
+                    <w:pStyle w:val="Compact"/>
+                    <w:jc w:val="left"/>
+                    <w:jc w:val="center"/>
+                  </w:pPr>
+                  <w:r>
+                    <w:rPr>
+                      <w:b/>
+                      <w:bCs/>
+                    </w:rPr>
+                    <w:t xml:space="preserve">Date de création</w:t>
+                  </w:r>
+                </w:p>
+              </w:tc>
+              <w:tc>
+                <w:tcPr/>
+                <w:p>
+                  <w:pPr>
+                    <w:pStyle w:val="Compact"/>
+                    <w:jc w:val="left"/>
+                    <w:jc w:val="center"/>
+                  </w:pPr>
+                  <w:r>
+                    <w:rPr>
+                      <w:rStyle w:val="VerbatimChar"/>
+                    </w:rPr>
+                    <w:t xml:space="preserve">schema:dateCreated</w:t>
+                  </w:r>
+                </w:p>
+              </w:tc>
+              <w:tc>
+                <w:tcPr/>
+                <w:p>
+                  <w:pPr>
+                    <w:pStyle w:val="Compact"/>
+                    <w:jc w:val="left"/>
+                    <w:jc w:val="center"/>
+                  </w:pPr>
+                  <w:r>
+                    <w:rPr>
+                      <w:rStyle w:val="VerbatimChar"/>
+                    </w:rPr>
+                    <w:t xml:space="preserve">xsd:date</w:t>
+                  </w:r>
+                </w:p>
+              </w:tc>
+              <w:tc>
+                <w:tcPr/>
+                <w:p>
+                  <w:pPr>
+                    <w:pStyle w:val="Compact"/>
+                    <w:jc w:val="right"/>
+                    <w:jc w:val="center"/>
+                  </w:pPr>
+                  <w:r>
+                    <w:t xml:space="preserve">0..*</w:t>
+                  </w:r>
+                </w:p>
+              </w:tc>
+            </w:tr>
+          </w:tbl>
+          <w:bookmarkEnd w:id="38"/>
+          <w:p/>
+        </w:tc>
+      </w:tr>
+    </w:tbl>
+    <w:bookmarkEnd w:id="39"/>
+    <w:bookmarkStart w:id="41" w:name="sec-genre"/>
+    <w:p>
+      <w:pPr>
+        <w:pStyle w:val="berschrift2"/>
+      </w:pPr>
+      <w:r>
+        <w:t xml:space="preserve">Genre</w:t>
+      </w:r>
+    </w:p>
+    <w:p>
+      <w:pPr>
+        <w:pStyle w:val="FirstParagraph"/>
+      </w:pPr>
+      <w:r>
+        <w:t xml:space="preserve">Une catégorie musicale dans le jeu de données Chinook.</w:t>
+      </w:r>
+    </w:p>
+    <w:p>
+      <w:pPr>
+        <w:pStyle w:val="Textkrper"/>
       </w:pPr>
       <w:r>
         <w:rPr>
@@ -363,7 +1613,7 @@
       <w:tr>
         <w:tc>
           <w:tcPr/>
-          <w:bookmarkStart w:id="34" w:name="tbl-genreshape"/>
+          <w:bookmarkStart w:id="40" w:name="tbl-genre"/>
           <w:p>
             <w:pPr>
               <w:jc w:val="center"/>
@@ -374,259 +1624,7 @@
               <w:pStyle w:val="ImageCaption"/>
             </w:pPr>
             <w:r>
-              <w:t xml:space="preserve">Table 1: :GenreShape propriétés</w:t>
-            </w:r>
-          </w:p>
-          <w:tbl>
-            <w:tblPr>
-              <w:tblStyle w:val="Table"/>
-              <w:tblW w:type="auto" w:w="0"/>
-              <w:tblLook w:firstRow="1" w:lastRow="0" w:firstColumn="0" w:lastColumn="0" w:noHBand="0" w:noVBand="0" w:val="0020"/>
-            </w:tblPr>
-            <w:tblGrid>
-              <w:gridCol w:w="1980"/>
-              <w:gridCol w:w="1980"/>
-              <w:gridCol w:w="1980"/>
-              <w:gridCol w:w="1980"/>
-            </w:tblGrid>
-            <w:tr>
-              <w:trPr>
-                <w:tblHeader w:val="on"/>
-              </w:trPr>
-              <w:tc>
-                <w:tcPr/>
-                <w:p>
-                  <w:pPr>
-                    <w:pStyle w:val="Compact"/>
-                    <w:jc w:val="left"/>
-                    <w:jc w:val="center"/>
-                  </w:pPr>
-                  <w:r>
-                    <w:t xml:space="preserve">Description</w:t>
-                  </w:r>
-                </w:p>
-              </w:tc>
-              <w:tc>
-                <w:tcPr/>
-                <w:p>
-                  <w:pPr>
-                    <w:pStyle w:val="Compact"/>
-                    <w:jc w:val="left"/>
-                    <w:jc w:val="center"/>
-                  </w:pPr>
-                  <w:r>
-                    <w:t xml:space="preserve">Chemin</w:t>
-                  </w:r>
-                </w:p>
-              </w:tc>
-              <w:tc>
-                <w:tcPr/>
-                <w:p>
-                  <w:pPr>
-                    <w:pStyle w:val="Compact"/>
-                    <w:jc w:val="left"/>
-                    <w:jc w:val="center"/>
-                  </w:pPr>
-                  <w:r>
-                    <w:t xml:space="preserve">Type</w:t>
-                  </w:r>
-                </w:p>
-              </w:tc>
-              <w:tc>
-                <w:tcPr/>
-                <w:p>
-                  <w:pPr>
-                    <w:pStyle w:val="Compact"/>
-                    <w:jc w:val="right"/>
-                    <w:jc w:val="center"/>
-                  </w:pPr>
-                  <w:r>
-                    <w:t xml:space="preserve">Cardinalité</w:t>
-                  </w:r>
-                </w:p>
-              </w:tc>
-            </w:tr>
-            <w:tr>
-              <w:tc>
-                <w:tcPr/>
-                <w:p>
-                  <w:pPr>
-                    <w:pStyle w:val="Compact"/>
-                  </w:pPr>
-                </w:p>
-              </w:tc>
-              <w:tc>
-                <w:tcPr/>
-                <w:p>
-                  <w:pPr>
-                    <w:pStyle w:val="Compact"/>
-                    <w:jc w:val="left"/>
-                    <w:jc w:val="center"/>
-                  </w:pPr>
-                  <w:r>
-                    <w:rPr>
-                      <w:rStyle w:val="VerbatimChar"/>
-                    </w:rPr>
-                    <w:t xml:space="preserve">schema:name</w:t>
-                  </w:r>
-                </w:p>
-              </w:tc>
-              <w:tc>
-                <w:tcPr/>
-                <w:p>
-                  <w:pPr>
-                    <w:pStyle w:val="Compact"/>
-                  </w:pPr>
-                </w:p>
-              </w:tc>
-              <w:tc>
-                <w:tcPr/>
-                <w:p>
-                  <w:pPr>
-                    <w:pStyle w:val="Compact"/>
-                    <w:jc w:val="right"/>
-                    <w:jc w:val="center"/>
-                  </w:pPr>
-                  <w:r>
-                    <w:t xml:space="preserve">1..1</w:t>
-                  </w:r>
-                </w:p>
-              </w:tc>
-            </w:tr>
-            <w:tr>
-              <w:tc>
-                <w:tcPr/>
-                <w:p>
-                  <w:pPr>
-                    <w:pStyle w:val="Compact"/>
-                  </w:pPr>
-                </w:p>
-              </w:tc>
-              <w:tc>
-                <w:tcPr/>
-                <w:p>
-                  <w:pPr>
-                    <w:pStyle w:val="Compact"/>
-                    <w:jc w:val="left"/>
-                    <w:jc w:val="center"/>
-                  </w:pPr>
-                  <w:r>
-                    <w:rPr>
-                      <w:rStyle w:val="VerbatimChar"/>
-                    </w:rPr>
-                    <w:t xml:space="preserve">schema:partOf</w:t>
-                  </w:r>
-                </w:p>
-              </w:tc>
-              <w:tc>
-                <w:tcPr/>
-                <w:p>
-                  <w:pPr>
-                    <w:pStyle w:val="Compact"/>
-                    <w:jc w:val="left"/>
-                    <w:jc w:val="center"/>
-                  </w:pPr>
-                  <w:hyperlink w:anchor="sec-genreshape">
-                    <w:r>
-                      <w:rPr>
-                        <w:rStyle w:val="Hyperlink"/>
-                      </w:rPr>
-                      <w:t xml:space="preserve">:Genre</w:t>
-                    </w:r>
-                  </w:hyperlink>
-                  <w:r>
-                    <w:t xml:space="preserve"> </w:t>
-                  </w:r>
-                  <w:r>
-                    <w:t xml:space="preserve">ou</w:t>
-                  </w:r>
-                  <w:r>
-                    <w:t xml:space="preserve"> </w:t>
-                  </w:r>
-                  <w:r>
-                    <w:rPr>
-                      <w:rStyle w:val="VerbatimChar"/>
-                    </w:rPr>
-                    <w:t xml:space="preserve">sh:IRI</w:t>
-                  </w:r>
-                </w:p>
-              </w:tc>
-              <w:tc>
-                <w:tcPr/>
-                <w:p>
-                  <w:pPr>
-                    <w:pStyle w:val="Compact"/>
-                    <w:jc w:val="right"/>
-                    <w:jc w:val="center"/>
-                  </w:pPr>
-                  <w:r>
-                    <w:t xml:space="preserve">0..*</w:t>
-                  </w:r>
-                </w:p>
-              </w:tc>
-            </w:tr>
-          </w:tbl>
-          <w:bookmarkEnd w:id="34"/>
-          <w:p/>
-        </w:tc>
-      </w:tr>
-    </w:tbl>
-    <w:bookmarkEnd w:id="35"/>
-    <w:bookmarkStart w:id="37" w:name="sec-invoiceshape"/>
-    <w:p>
-      <w:pPr>
-        <w:pStyle w:val="berschrift2"/>
-      </w:pPr>
-      <w:r>
-        <w:t xml:space="preserve">:InvoiceShape</w:t>
-      </w:r>
-    </w:p>
-    <w:p>
-      <w:pPr>
-        <w:pStyle w:val="FirstParagraph"/>
-      </w:pPr>
-      <w:r>
-        <w:rPr>
-          <w:b/>
-          <w:bCs/>
-        </w:rPr>
-        <w:t xml:space="preserve">Classe cible:</w:t>
-      </w:r>
-      <w:r>
-        <w:t xml:space="preserve"> </w:t>
-      </w:r>
-      <w:r>
-        <w:rPr>
-          <w:rStyle w:val="VerbatimChar"/>
-        </w:rPr>
-        <w:t xml:space="preserve">schema:Invoice</w:t>
-      </w:r>
-    </w:p>
-    <w:tbl>
-      <w:tblPr>
-        <w:tblStyle w:val="Table"/>
-        <w:tblW w:type="pct" w:w="5000"/>
-        <w:tblLayout w:type="fixed"/>
-        <w:tblLook w:firstRow="0" w:lastRow="0" w:firstColumn="0" w:lastColumn="0" w:noHBand="0" w:noVBand="0" w:val="0000"/>
-      </w:tblPr>
-      <w:tblGrid>
-        <w:gridCol w:w="7920"/>
-      </w:tblGrid>
-      <w:tr>
-        <w:tc>
-          <w:tcPr/>
-          <w:bookmarkStart w:id="36" w:name="tbl-invoiceshape"/>
-          <w:p>
-            <w:pPr>
-              <w:jc w:val="center"/>
-            </w:pPr>
-            <w:pPr>
-              <w:jc w:val="left"/>
-              <w:spacing w:before="200"/>
-              <w:pStyle w:val="ImageCaption"/>
-            </w:pPr>
-            <w:r>
-              <w:t xml:space="preserve">Table 2: :InvoiceShape propriétés</w:t>
+              <w:t xml:space="preserve">Table 4: Genre propriétés</w:t>
             </w:r>
           </w:p>
           <w:tbl>
@@ -709,7 +1707,11 @@
                     <w:jc w:val="center"/>
                   </w:pPr>
                   <w:r>
-                    <w:t xml:space="preserve">An invoice must be linked to exactly one customer.</w:t>
+                    <w:rPr>
+                      <w:b/>
+                      <w:bCs/>
+                    </w:rPr>
+                    <w:t xml:space="preserve">Nom</w:t>
                   </w:r>
                 </w:p>
               </w:tc>
@@ -725,10 +1727,33 @@
                     <w:rPr>
                       <w:rStyle w:val="VerbatimChar"/>
                     </w:rPr>
-                    <w:t xml:space="preserve">schema:customer</w:t>
-                  </w:r>
-                </w:p>
-              </w:tc>
+                    <w:t xml:space="preserve">schema:name</w:t>
+                  </w:r>
+                </w:p>
+              </w:tc>
+              <w:tc>
+                <w:tcPr/>
+                <w:p>
+                  <w:pPr>
+                    <w:pStyle w:val="Compact"/>
+                  </w:pPr>
+                </w:p>
+              </w:tc>
+              <w:tc>
+                <w:tcPr/>
+                <w:p>
+                  <w:pPr>
+                    <w:pStyle w:val="Compact"/>
+                    <w:jc w:val="right"/>
+                    <w:jc w:val="center"/>
+                  </w:pPr>
+                  <w:r>
+                    <w:t xml:space="preserve">1..1</w:t>
+                  </w:r>
+                </w:p>
+              </w:tc>
+            </w:tr>
+            <w:tr>
               <w:tc>
                 <w:tcPr/>
                 <w:p>
@@ -737,190 +1762,61 @@
                     <w:jc w:val="left"/>
                     <w:jc w:val="center"/>
                   </w:pPr>
-                  <w:hyperlink w:anchor="sec-personshape">
+                  <w:r>
+                    <w:rPr>
+                      <w:b/>
+                      <w:bCs/>
+                    </w:rPr>
+                    <w:t xml:space="preserve">Partie de</w:t>
+                  </w:r>
+                </w:p>
+              </w:tc>
+              <w:tc>
+                <w:tcPr/>
+                <w:p>
+                  <w:pPr>
+                    <w:pStyle w:val="Compact"/>
+                    <w:jc w:val="left"/>
+                    <w:jc w:val="center"/>
+                  </w:pPr>
+                  <w:r>
+                    <w:rPr>
+                      <w:rStyle w:val="VerbatimChar"/>
+                    </w:rPr>
+                    <w:t xml:space="preserve">schema:partOf</w:t>
+                  </w:r>
+                </w:p>
+              </w:tc>
+              <w:tc>
+                <w:tcPr/>
+                <w:p>
+                  <w:pPr>
+                    <w:pStyle w:val="Compact"/>
+                    <w:jc w:val="left"/>
+                    <w:jc w:val="center"/>
+                  </w:pPr>
+                  <w:hyperlink w:anchor="sec-genre">
                     <w:r>
                       <w:rPr>
                         <w:rStyle w:val="Hyperlink"/>
                       </w:rPr>
-                      <w:t xml:space="preserve">schema:Person</w:t>
+                      <w:t xml:space="preserve">:Genre</w:t>
                     </w:r>
                   </w:hyperlink>
-                </w:p>
-              </w:tc>
-              <w:tc>
-                <w:tcPr/>
-                <w:p>
-                  <w:pPr>
-                    <w:pStyle w:val="Compact"/>
-                    <w:jc w:val="right"/>
-                    <w:jc w:val="center"/>
-                  </w:pPr>
-                  <w:r>
-                    <w:t xml:space="preserve">1..1</w:t>
-                  </w:r>
-                </w:p>
-              </w:tc>
-            </w:tr>
-            <w:tr>
-              <w:tc>
-                <w:tcPr/>
-                <w:p>
-                  <w:pPr>
-                    <w:pStyle w:val="Compact"/>
-                    <w:jc w:val="left"/>
-                    <w:jc w:val="center"/>
-                  </w:pPr>
-                  <w:r>
-                    <w:t xml:space="preserve">An invoice must define a total payment due as a schema:QuantitativeValue.</w:t>
-                  </w:r>
-                </w:p>
-              </w:tc>
-              <w:tc>
-                <w:tcPr/>
-                <w:p>
-                  <w:pPr>
-                    <w:pStyle w:val="Compact"/>
-                    <w:jc w:val="left"/>
-                    <w:jc w:val="center"/>
-                  </w:pPr>
+                  <w:r>
+                    <w:t xml:space="preserve"> </w:t>
+                  </w:r>
+                  <w:r>
+                    <w:t xml:space="preserve">ou</w:t>
+                  </w:r>
+                  <w:r>
+                    <w:t xml:space="preserve"> </w:t>
+                  </w:r>
                   <w:r>
                     <w:rPr>
                       <w:rStyle w:val="VerbatimChar"/>
                     </w:rPr>
-                    <w:t xml:space="preserve">schema:totalPaymentDue</w:t>
-                  </w:r>
-                </w:p>
-              </w:tc>
-              <w:tc>
-                <w:tcPr/>
-                <w:p>
-                  <w:pPr>
-                    <w:pStyle w:val="Compact"/>
-                    <w:jc w:val="left"/>
-                    <w:jc w:val="center"/>
-                  </w:pPr>
-                  <w:hyperlink w:anchor="sec-quantitativevalueshape">
-                    <w:r>
-                      <w:rPr>
-                        <w:rStyle w:val="Hyperlink"/>
-                      </w:rPr>
-                      <w:t xml:space="preserve">schema:QuantitativeValue</w:t>
-                    </w:r>
-                  </w:hyperlink>
-                </w:p>
-              </w:tc>
-              <w:tc>
-                <w:tcPr/>
-                <w:p>
-                  <w:pPr>
-                    <w:pStyle w:val="Compact"/>
-                    <w:jc w:val="right"/>
-                    <w:jc w:val="center"/>
-                  </w:pPr>
-                  <w:r>
-                    <w:t xml:space="preserve">1..1</w:t>
-                  </w:r>
-                </w:p>
-              </w:tc>
-            </w:tr>
-            <w:tr>
-              <w:tc>
-                <w:tcPr/>
-                <w:p>
-                  <w:pPr>
-                    <w:pStyle w:val="Compact"/>
-                    <w:jc w:val="left"/>
-                    <w:jc w:val="center"/>
-                  </w:pPr>
-                  <w:r>
-                    <w:t xml:space="preserve">An invoice must have at least one line item (OrderItem).</w:t>
-                  </w:r>
-                </w:p>
-              </w:tc>
-              <w:tc>
-                <w:tcPr/>
-                <w:p>
-                  <w:pPr>
-                    <w:pStyle w:val="Compact"/>
-                    <w:jc w:val="left"/>
-                    <w:jc w:val="center"/>
-                  </w:pPr>
-                  <w:r>
-                    <w:rPr>
-                      <w:rStyle w:val="VerbatimChar"/>
-                    </w:rPr>
-                    <w:t xml:space="preserve">schema:hasPart</w:t>
-                  </w:r>
-                </w:p>
-              </w:tc>
-              <w:tc>
-                <w:tcPr/>
-                <w:p>
-                  <w:pPr>
-                    <w:pStyle w:val="Compact"/>
-                    <w:jc w:val="left"/>
-                    <w:jc w:val="center"/>
-                  </w:pPr>
-                  <w:r>
-                    <w:rPr>
-                      <w:rStyle w:val="VerbatimChar"/>
-                    </w:rPr>
-                    <w:t xml:space="preserve">schema:OrderItem</w:t>
-                  </w:r>
-                </w:p>
-              </w:tc>
-              <w:tc>
-                <w:tcPr/>
-                <w:p>
-                  <w:pPr>
-                    <w:pStyle w:val="Compact"/>
-                    <w:jc w:val="right"/>
-                    <w:jc w:val="center"/>
-                  </w:pPr>
-                  <w:r>
-                    <w:t xml:space="preserve">1..*</w:t>
-                  </w:r>
-                </w:p>
-              </w:tc>
-            </w:tr>
-            <w:tr>
-              <w:tc>
-                <w:tcPr/>
-                <w:p>
-                  <w:pPr>
-                    <w:pStyle w:val="Compact"/>
-                  </w:pPr>
-                </w:p>
-              </w:tc>
-              <w:tc>
-                <w:tcPr/>
-                <w:p>
-                  <w:pPr>
-                    <w:pStyle w:val="Compact"/>
-                    <w:jc w:val="left"/>
-                    <w:jc w:val="center"/>
-                  </w:pPr>
-                  <w:r>
-                    <w:rPr>
-                      <w:rStyle w:val="VerbatimChar"/>
-                    </w:rPr>
-                    <w:t xml:space="preserve">schema:dateCreated</w:t>
-                  </w:r>
-                </w:p>
-              </w:tc>
-              <w:tc>
-                <w:tcPr/>
-                <w:p>
-                  <w:pPr>
-                    <w:pStyle w:val="Compact"/>
-                    <w:jc w:val="left"/>
-                    <w:jc w:val="center"/>
-                  </w:pPr>
-                  <w:r>
-                    <w:rPr>
-                      <w:rStyle w:val="VerbatimChar"/>
-                    </w:rPr>
-                    <w:t xml:space="preserve">xsd:date</w:t>
+                    <w:t xml:space="preserve">sh:IRI</w:t>
                   </w:r>
                 </w:p>
               </w:tc>
@@ -939,19 +1835,19 @@
               </w:tc>
             </w:tr>
           </w:tbl>
-          <w:bookmarkEnd w:id="36"/>
+          <w:bookmarkEnd w:id="40"/>
           <w:p/>
         </w:tc>
       </w:tr>
     </w:tbl>
-    <w:bookmarkEnd w:id="37"/>
-    <w:bookmarkStart w:id="39" w:name="sec-musicalbumshape"/>
+    <w:bookmarkEnd w:id="41"/>
+    <w:bookmarkStart w:id="43" w:name="sec-organisation"/>
     <w:p>
       <w:pPr>
         <w:pStyle w:val="berschrift2"/>
       </w:pPr>
       <w:r>
-        <w:t xml:space="preserve">:MusicAlbumShape</w:t>
+        <w:t xml:space="preserve">Organisation</w:t>
       </w:r>
     </w:p>
     <w:p>
@@ -959,270 +1855,12 @@
         <w:pStyle w:val="FirstParagraph"/>
       </w:pPr>
       <w:r>
-        <w:rPr>
-          <w:b/>
-          <w:bCs/>
-        </w:rPr>
-        <w:t xml:space="preserve">Classe cible:</w:t>
-      </w:r>
-      <w:r>
-        <w:t xml:space="preserve"> </w:t>
-      </w:r>
-      <w:r>
-        <w:rPr>
-          <w:rStyle w:val="VerbatimChar"/>
-        </w:rPr>
-        <w:t xml:space="preserve">schema:MusicAlbum</w:t>
-      </w:r>
-    </w:p>
-    <w:tbl>
-      <w:tblPr>
-        <w:tblStyle w:val="Table"/>
-        <w:tblW w:type="pct" w:w="5000"/>
-        <w:tblLayout w:type="fixed"/>
-        <w:tblLook w:firstRow="0" w:lastRow="0" w:firstColumn="0" w:lastColumn="0" w:noHBand="0" w:noVBand="0" w:val="0000"/>
-      </w:tblPr>
-      <w:tblGrid>
-        <w:gridCol w:w="7920"/>
-      </w:tblGrid>
-      <w:tr>
-        <w:tc>
-          <w:tcPr/>
-          <w:bookmarkStart w:id="38" w:name="tbl-musicalbumshape"/>
-          <w:p>
-            <w:pPr>
-              <w:jc w:val="center"/>
-            </w:pPr>
-            <w:pPr>
-              <w:jc w:val="left"/>
-              <w:spacing w:before="200"/>
-              <w:pStyle w:val="ImageCaption"/>
-            </w:pPr>
-            <w:r>
-              <w:t xml:space="preserve">Table 3: :MusicAlbumShape propriétés</w:t>
-            </w:r>
-          </w:p>
-          <w:tbl>
-            <w:tblPr>
-              <w:tblStyle w:val="Table"/>
-              <w:tblW w:type="pct" w:w="5000"/>
-              <w:tblLayout w:type="fixed"/>
-              <w:tblLook w:firstRow="1" w:lastRow="0" w:firstColumn="0" w:lastColumn="0" w:noHBand="0" w:noVBand="0" w:val="0020"/>
-            </w:tblPr>
-            <w:tblGrid>
-              <w:gridCol w:w="1980"/>
-              <w:gridCol w:w="1980"/>
-              <w:gridCol w:w="1980"/>
-              <w:gridCol w:w="1980"/>
-            </w:tblGrid>
-            <w:tr>
-              <w:trPr>
-                <w:tblHeader w:val="on"/>
-              </w:trPr>
-              <w:tc>
-                <w:tcPr/>
-                <w:p>
-                  <w:pPr>
-                    <w:pStyle w:val="Compact"/>
-                    <w:jc w:val="left"/>
-                    <w:jc w:val="center"/>
-                  </w:pPr>
-                  <w:r>
-                    <w:t xml:space="preserve">Description</w:t>
-                  </w:r>
-                </w:p>
-              </w:tc>
-              <w:tc>
-                <w:tcPr/>
-                <w:p>
-                  <w:pPr>
-                    <w:pStyle w:val="Compact"/>
-                    <w:jc w:val="left"/>
-                    <w:jc w:val="center"/>
-                  </w:pPr>
-                  <w:r>
-                    <w:t xml:space="preserve">Chemin</w:t>
-                  </w:r>
-                </w:p>
-              </w:tc>
-              <w:tc>
-                <w:tcPr/>
-                <w:p>
-                  <w:pPr>
-                    <w:pStyle w:val="Compact"/>
-                    <w:jc w:val="left"/>
-                    <w:jc w:val="center"/>
-                  </w:pPr>
-                  <w:r>
-                    <w:t xml:space="preserve">Type</w:t>
-                  </w:r>
-                </w:p>
-              </w:tc>
-              <w:tc>
-                <w:tcPr/>
-                <w:p>
-                  <w:pPr>
-                    <w:pStyle w:val="Compact"/>
-                    <w:jc w:val="right"/>
-                    <w:jc w:val="center"/>
-                  </w:pPr>
-                  <w:r>
-                    <w:t xml:space="preserve">Cardinalité</w:t>
-                  </w:r>
-                </w:p>
-              </w:tc>
-            </w:tr>
-            <w:tr>
-              <w:tc>
-                <w:tcPr/>
-                <w:p>
-                  <w:pPr>
-                    <w:pStyle w:val="Compact"/>
-                    <w:jc w:val="left"/>
-                    <w:jc w:val="center"/>
-                  </w:pPr>
-                  <w:r>
-                    <w:t xml:space="preserve">Every album must have a name.</w:t>
-                  </w:r>
-                </w:p>
-              </w:tc>
-              <w:tc>
-                <w:tcPr/>
-                <w:p>
-                  <w:pPr>
-                    <w:pStyle w:val="Compact"/>
-                    <w:jc w:val="left"/>
-                    <w:jc w:val="center"/>
-                  </w:pPr>
-                  <w:r>
-                    <w:rPr>
-                      <w:rStyle w:val="VerbatimChar"/>
-                    </w:rPr>
-                    <w:t xml:space="preserve">schema:name</w:t>
-                  </w:r>
-                </w:p>
-              </w:tc>
-              <w:tc>
-                <w:tcPr/>
-                <w:p>
-                  <w:pPr>
-                    <w:pStyle w:val="Compact"/>
-                    <w:jc w:val="left"/>
-                    <w:jc w:val="center"/>
-                  </w:pPr>
-                  <w:r>
-                    <w:rPr>
-                      <w:rStyle w:val="VerbatimChar"/>
-                    </w:rPr>
-                    <w:t xml:space="preserve">xsd:string</w:t>
-                  </w:r>
-                </w:p>
-              </w:tc>
-              <w:tc>
-                <w:tcPr/>
-                <w:p>
-                  <w:pPr>
-                    <w:pStyle w:val="Compact"/>
-                    <w:jc w:val="right"/>
-                    <w:jc w:val="center"/>
-                  </w:pPr>
-                  <w:r>
-                    <w:t xml:space="preserve">1..1</w:t>
-                  </w:r>
-                </w:p>
-              </w:tc>
-            </w:tr>
-            <w:tr>
-              <w:tc>
-                <w:tcPr/>
-                <w:p>
-                  <w:pPr>
-                    <w:pStyle w:val="Compact"/>
-                  </w:pPr>
-                </w:p>
-              </w:tc>
-              <w:tc>
-                <w:tcPr/>
-                <w:p>
-                  <w:pPr>
-                    <w:pStyle w:val="Compact"/>
-                    <w:jc w:val="left"/>
-                    <w:jc w:val="center"/>
-                  </w:pPr>
-                  <w:r>
-                    <w:rPr>
-                      <w:rStyle w:val="VerbatimChar"/>
-                    </w:rPr>
-                    <w:t xml:space="preserve">schema:byArtist</w:t>
-                  </w:r>
-                </w:p>
-              </w:tc>
-              <w:tc>
-                <w:tcPr/>
-                <w:p>
-                  <w:pPr>
-                    <w:pStyle w:val="Compact"/>
-                    <w:jc w:val="left"/>
-                    <w:jc w:val="center"/>
-                  </w:pPr>
-                  <w:hyperlink w:anchor="sec-personshape">
-                    <w:r>
-                      <w:rPr>
-                        <w:rStyle w:val="Hyperlink"/>
-                      </w:rPr>
-                      <w:t xml:space="preserve">schema:Person</w:t>
-                    </w:r>
-                  </w:hyperlink>
-                  <w:r>
-                    <w:t xml:space="preserve"> </w:t>
-                  </w:r>
-                  <w:r>
-                    <w:t xml:space="preserve">ou</w:t>
-                  </w:r>
-                  <w:r>
-                    <w:t xml:space="preserve"> </w:t>
-                  </w:r>
-                  <w:r>
-                    <w:rPr>
-                      <w:rStyle w:val="VerbatimChar"/>
-                    </w:rPr>
-                    <w:t xml:space="preserve">schema:MusicGroup</w:t>
-                  </w:r>
-                </w:p>
-              </w:tc>
-              <w:tc>
-                <w:tcPr/>
-                <w:p>
-                  <w:pPr>
-                    <w:pStyle w:val="Compact"/>
-                    <w:jc w:val="right"/>
-                    <w:jc w:val="center"/>
-                  </w:pPr>
-                  <w:r>
-                    <w:t xml:space="preserve">0..*</w:t>
-                  </w:r>
-                </w:p>
-              </w:tc>
-            </w:tr>
-          </w:tbl>
-          <w:bookmarkEnd w:id="38"/>
-          <w:p/>
-        </w:tc>
-      </w:tr>
-    </w:tbl>
-    <w:bookmarkEnd w:id="39"/>
-    <w:bookmarkStart w:id="41" w:name="sec-organisationshape"/>
-    <w:p>
-      <w:pPr>
-        <w:pStyle w:val="berschrift2"/>
-      </w:pPr>
-      <w:r>
-        <w:t xml:space="preserve">:OrganisationShape</w:t>
+        <w:t xml:space="preserve">Une entreprise ou organisation dans le jeu de données Chinook.</w:t>
       </w:r>
     </w:p>
     <w:p>
       <w:pPr>
-        <w:pStyle w:val="FirstParagraph"/>
+        <w:pStyle w:val="Textkrper"/>
       </w:pPr>
       <w:r>
         <w:rPr>
@@ -1254,7 +1892,7 @@
       <w:tr>
         <w:tc>
           <w:tcPr/>
-          <w:bookmarkStart w:id="40" w:name="tbl-organisationshape"/>
+          <w:bookmarkStart w:id="42" w:name="tbl-organisation"/>
           <w:p>
             <w:pPr>
               <w:jc w:val="center"/>
@@ -1265,7 +1903,7 @@
               <w:pStyle w:val="ImageCaption"/>
             </w:pPr>
             <w:r>
-              <w:t xml:space="preserve">Table 4: :OrganisationShape propriétés</w:t>
+              <w:t xml:space="preserve">Table 5: Organisation propriétés</w:t>
             </w:r>
           </w:p>
           <w:tbl>
@@ -1348,7 +1986,14 @@
                     <w:jc w:val="center"/>
                   </w:pPr>
                   <w:r>
-                    <w:t xml:space="preserve">Every organisation must have a name.</w:t>
+                    <w:rPr>
+                      <w:b/>
+                      <w:bCs/>
+                    </w:rPr>
+                    <w:t xml:space="preserve">Nom</w:t>
+                  </w:r>
+                  <w:r>
+                    <w:t xml:space="preserve">: Chaque organisation doit avoir un nom.</w:t>
                   </w:r>
                 </w:p>
               </w:tc>
@@ -1399,24 +2044,32 @@
               </w:tc>
             </w:tr>
           </w:tbl>
-          <w:bookmarkEnd w:id="40"/>
+          <w:bookmarkEnd w:id="42"/>
           <w:p/>
         </w:tc>
       </w:tr>
     </w:tbl>
-    <w:bookmarkEnd w:id="41"/>
-    <w:bookmarkStart w:id="43" w:name="sec-personshape"/>
+    <w:bookmarkEnd w:id="43"/>
+    <w:bookmarkStart w:id="45" w:name="sec-personne"/>
     <w:p>
       <w:pPr>
         <w:pStyle w:val="berschrift2"/>
       </w:pPr>
       <w:r>
-        <w:t xml:space="preserve">:PersonShape</w:t>
+        <w:t xml:space="preserve">Personne</w:t>
       </w:r>
     </w:p>
     <w:p>
       <w:pPr>
         <w:pStyle w:val="FirstParagraph"/>
+      </w:pPr>
+      <w:r>
+        <w:t xml:space="preserve">Toute personne (employé, client ou personne personnalisée) présente dans le jeu de données.</w:t>
+      </w:r>
+    </w:p>
+    <w:p>
+      <w:pPr>
+        <w:pStyle w:val="Textkrper"/>
       </w:pPr>
       <w:r>
         <w:rPr>
@@ -1448,7 +2101,7 @@
       <w:tr>
         <w:tc>
           <w:tcPr/>
-          <w:bookmarkStart w:id="42" w:name="tbl-personshape"/>
+          <w:bookmarkStart w:id="44" w:name="tbl-personne"/>
           <w:p>
             <w:pPr>
               <w:jc w:val="center"/>
@@ -1459,7 +2112,7 @@
               <w:pStyle w:val="ImageCaption"/>
             </w:pPr>
             <w:r>
-              <w:t xml:space="preserve">Table 5: :PersonShape propriétés</w:t>
+              <w:t xml:space="preserve">Table 6: Personne propriétés</w:t>
             </w:r>
           </w:p>
           <w:tbl>
@@ -1542,7 +2195,14 @@
                     <w:jc w:val="center"/>
                   </w:pPr>
                   <w:r>
-                    <w:t xml:space="preserve">Every person must have a given name.</w:t>
+                    <w:rPr>
+                      <w:b/>
+                      <w:bCs/>
+                    </w:rPr>
+                    <w:t xml:space="preserve">Prénom</w:t>
+                  </w:r>
+                  <w:r>
+                    <w:t xml:space="preserve">: Chaque personne doit avoir un prénom.</w:t>
                   </w:r>
                 </w:p>
               </w:tc>
@@ -1602,7 +2262,14 @@
                     <w:jc w:val="center"/>
                   </w:pPr>
                   <w:r>
-                    <w:t xml:space="preserve">Every person must have a family name.</w:t>
+                    <w:rPr>
+                      <w:b/>
+                      <w:bCs/>
+                    </w:rPr>
+                    <w:t xml:space="preserve">Nom de famille</w:t>
+                  </w:r>
+                  <w:r>
+                    <w:t xml:space="preserve">: Chaque personne doit avoir un nom de famille.</w:t>
                   </w:r>
                 </w:p>
               </w:tc>
@@ -1662,7 +2329,14 @@
                     <w:jc w:val="center"/>
                   </w:pPr>
                   <w:r>
-                    <w:t xml:space="preserve">If an email is provided, it must follow a standard email format.</w:t>
+                    <w:rPr>
+                      <w:b/>
+                      <w:bCs/>
+                    </w:rPr>
+                    <w:t xml:space="preserve">Adresse e-mail</w:t>
+                  </w:r>
+                  <w:r>
+                    <w:t xml:space="preserve">: Si une adresse e-mail est fournie, elle doit respecter un format standard.</w:t>
                   </w:r>
                 </w:p>
               </w:tc>
@@ -1722,7 +2396,14 @@
                     <w:jc w:val="center"/>
                   </w:pPr>
                   <w:r>
-                    <w:t xml:space="preserve">A person should have a valid birth date.</w:t>
+                    <w:rPr>
+                      <w:b/>
+                      <w:bCs/>
+                    </w:rPr>
+                    <w:t xml:space="preserve">Date de naissance</w:t>
+                  </w:r>
+                  <w:r>
+                    <w:t xml:space="preserve">: Une personne doit avoir une date de naissance valide.</w:t>
                   </w:r>
                 </w:p>
               </w:tc>
@@ -1778,7 +2459,16 @@
                 <w:p>
                   <w:pPr>
                     <w:pStyle w:val="Compact"/>
-                  </w:pPr>
+                    <w:jc w:val="left"/>
+                    <w:jc w:val="center"/>
+                  </w:pPr>
+                  <w:r>
+                    <w:rPr>
+                      <w:b/>
+                      <w:bCs/>
+                    </w:rPr>
+                    <w:t xml:space="preserve">Adresse</w:t>
+                  </w:r>
                 </w:p>
               </w:tc>
               <w:tc>
@@ -1837,7 +2527,14 @@
                     <w:jc w:val="center"/>
                   </w:pPr>
                   <w:r>
-                    <w:t xml:space="preserve">An employee can report to another person.</w:t>
+                    <w:rPr>
+                      <w:b/>
+                      <w:bCs/>
+                    </w:rPr>
+                    <w:t xml:space="preserve">Travaille pour</w:t>
+                  </w:r>
+                  <w:r>
+                    <w:t xml:space="preserve">: Un employé peut relever d’une autre personne.</w:t>
                   </w:r>
                 </w:p>
               </w:tc>
@@ -1865,7 +2562,7 @@
                     <w:jc w:val="left"/>
                     <w:jc w:val="center"/>
                   </w:pPr>
-                  <w:hyperlink w:anchor="sec-personshape">
+                  <w:hyperlink w:anchor="sec-personne">
                     <w:r>
                       <w:rPr>
                         <w:rStyle w:val="Hyperlink"/>
@@ -1910,7 +2607,16 @@
                 <w:p>
                   <w:pPr>
                     <w:pStyle w:val="Compact"/>
-                  </w:pPr>
+                    <w:jc w:val="left"/>
+                    <w:jc w:val="center"/>
+                  </w:pPr>
+                  <w:r>
+                    <w:rPr>
+                      <w:b/>
+                      <w:bCs/>
+                    </w:rPr>
+                    <w:t xml:space="preserve">Titre du poste</w:t>
+                  </w:r>
                 </w:p>
               </w:tc>
               <w:tc>
@@ -1957,7 +2663,16 @@
                 <w:p>
                   <w:pPr>
                     <w:pStyle w:val="Compact"/>
-                  </w:pPr>
+                    <w:jc w:val="left"/>
+                    <w:jc w:val="center"/>
+                  </w:pPr>
+                  <w:r>
+                    <w:rPr>
+                      <w:b/>
+                      <w:bCs/>
+                    </w:rPr>
+                    <w:t xml:space="preserve">Connaît</w:t>
+                  </w:r>
                 </w:p>
               </w:tc>
               <w:tc>
@@ -1984,7 +2699,7 @@
                     <w:jc w:val="left"/>
                     <w:jc w:val="center"/>
                   </w:pPr>
-                  <w:hyperlink w:anchor="sec-personshape">
+                  <w:hyperlink w:anchor="sec-personne">
                     <w:r>
                       <w:rPr>
                         <w:rStyle w:val="Hyperlink"/>
@@ -2009,24 +2724,32 @@
               </w:tc>
             </w:tr>
           </w:tbl>
-          <w:bookmarkEnd w:id="42"/>
+          <w:bookmarkEnd w:id="44"/>
           <w:p/>
         </w:tc>
       </w:tr>
     </w:tbl>
-    <w:bookmarkEnd w:id="43"/>
-    <w:bookmarkStart w:id="45" w:name="sec-quantitativevalueshape"/>
+    <w:bookmarkEnd w:id="45"/>
+    <w:bookmarkStart w:id="47" w:name="sec-valeur-quantitative"/>
     <w:p>
       <w:pPr>
         <w:pStyle w:val="berschrift2"/>
       </w:pPr>
       <w:r>
-        <w:t xml:space="preserve">:QuantitativeValueShape</w:t>
+        <w:t xml:space="preserve">Valeur quantitative</w:t>
       </w:r>
     </w:p>
     <w:p>
       <w:pPr>
         <w:pStyle w:val="FirstParagraph"/>
+      </w:pPr>
+      <w:r>
+        <w:t xml:space="preserve">Une valeur numérique avec une unité associée.</w:t>
+      </w:r>
+    </w:p>
+    <w:p>
+      <w:pPr>
+        <w:pStyle w:val="Textkrper"/>
       </w:pPr>
       <w:r>
         <w:rPr>
@@ -2058,7 +2781,7 @@
       <w:tr>
         <w:tc>
           <w:tcPr/>
-          <w:bookmarkStart w:id="44" w:name="tbl-quantitativevalueshape"/>
+          <w:bookmarkStart w:id="46" w:name="tbl-valeur-quantitative"/>
           <w:p>
             <w:pPr>
               <w:jc w:val="center"/>
@@ -2069,7 +2792,7 @@
               <w:pStyle w:val="ImageCaption"/>
             </w:pPr>
             <w:r>
-              <w:t xml:space="preserve">Table 6: :QuantitativeValueShape propriétés</w:t>
+              <w:t xml:space="preserve">Table 7: Valeur quantitative propriétés</w:t>
             </w:r>
           </w:p>
           <w:tbl>
@@ -2152,7 +2875,14 @@
                     <w:jc w:val="center"/>
                   </w:pPr>
                   <w:r>
-                    <w:t xml:space="preserve">A quantitative value must have exactly one numeric value.</w:t>
+                    <w:rPr>
+                      <w:b/>
+                      <w:bCs/>
+                    </w:rPr>
+                    <w:t xml:space="preserve">Valeur</w:t>
+                  </w:r>
+                  <w:r>
+                    <w:t xml:space="preserve">: Une valeur quantitative doit avoir exactement une valeur numérique.</w:t>
                   </w:r>
                 </w:p>
               </w:tc>
@@ -2204,7 +2934,14 @@
                     <w:jc w:val="center"/>
                   </w:pPr>
                   <w:r>
-                    <w:t xml:space="preserve">A quantitative value must specify its unit via a unitCode URI.</w:t>
+                    <w:rPr>
+                      <w:b/>
+                      <w:bCs/>
+                    </w:rPr>
+                    <w:t xml:space="preserve">Code d’unité</w:t>
+                  </w:r>
+                  <w:r>
+                    <w:t xml:space="preserve">: Une valeur quantitative doit spécifier son unité via une URI unitCode.</w:t>
                   </w:r>
                 </w:p>
               </w:tc>
@@ -2250,485 +2987,6 @@
                   </w:pPr>
                   <w:r>
                     <w:t xml:space="preserve">1..1</w:t>
-                  </w:r>
-                </w:p>
-              </w:tc>
-            </w:tr>
-          </w:tbl>
-          <w:bookmarkEnd w:id="44"/>
-          <w:p/>
-        </w:tc>
-      </w:tr>
-    </w:tbl>
-    <w:bookmarkEnd w:id="45"/>
-    <w:bookmarkStart w:id="47" w:name="sec-trackshape"/>
-    <w:p>
-      <w:pPr>
-        <w:pStyle w:val="berschrift2"/>
-      </w:pPr>
-      <w:r>
-        <w:t xml:space="preserve">:TrackShape</w:t>
-      </w:r>
-    </w:p>
-    <w:p>
-      <w:pPr>
-        <w:pStyle w:val="FirstParagraph"/>
-      </w:pPr>
-      <w:r>
-        <w:rPr>
-          <w:b/>
-          <w:bCs/>
-        </w:rPr>
-        <w:t xml:space="preserve">Classe cible:</w:t>
-      </w:r>
-      <w:r>
-        <w:t xml:space="preserve"> </w:t>
-      </w:r>
-      <w:r>
-        <w:rPr>
-          <w:rStyle w:val="VerbatimChar"/>
-        </w:rPr>
-        <w:t xml:space="preserve">schema:MusicRecording</w:t>
-      </w:r>
-    </w:p>
-    <w:tbl>
-      <w:tblPr>
-        <w:tblStyle w:val="Table"/>
-        <w:tblW w:type="pct" w:w="5000"/>
-        <w:tblLayout w:type="fixed"/>
-        <w:tblLook w:firstRow="0" w:lastRow="0" w:firstColumn="0" w:lastColumn="0" w:noHBand="0" w:noVBand="0" w:val="0000"/>
-      </w:tblPr>
-      <w:tblGrid>
-        <w:gridCol w:w="7920"/>
-      </w:tblGrid>
-      <w:tr>
-        <w:tc>
-          <w:tcPr/>
-          <w:bookmarkStart w:id="46" w:name="tbl-trackshape"/>
-          <w:p>
-            <w:pPr>
-              <w:jc w:val="center"/>
-            </w:pPr>
-            <w:pPr>
-              <w:jc w:val="left"/>
-              <w:spacing w:before="200"/>
-              <w:pStyle w:val="ImageCaption"/>
-            </w:pPr>
-            <w:r>
-              <w:t xml:space="preserve">Table 7: :TrackShape propriétés</w:t>
-            </w:r>
-          </w:p>
-          <w:tbl>
-            <w:tblPr>
-              <w:tblStyle w:val="Table"/>
-              <w:tblW w:type="pct" w:w="5000"/>
-              <w:tblLayout w:type="fixed"/>
-              <w:tblLook w:firstRow="1" w:lastRow="0" w:firstColumn="0" w:lastColumn="0" w:noHBand="0" w:noVBand="0" w:val="0020"/>
-            </w:tblPr>
-            <w:tblGrid>
-              <w:gridCol w:w="1980"/>
-              <w:gridCol w:w="1980"/>
-              <w:gridCol w:w="1980"/>
-              <w:gridCol w:w="1980"/>
-            </w:tblGrid>
-            <w:tr>
-              <w:trPr>
-                <w:tblHeader w:val="on"/>
-              </w:trPr>
-              <w:tc>
-                <w:tcPr/>
-                <w:p>
-                  <w:pPr>
-                    <w:pStyle w:val="Compact"/>
-                    <w:jc w:val="left"/>
-                    <w:jc w:val="center"/>
-                  </w:pPr>
-                  <w:r>
-                    <w:t xml:space="preserve">Description</w:t>
-                  </w:r>
-                </w:p>
-              </w:tc>
-              <w:tc>
-                <w:tcPr/>
-                <w:p>
-                  <w:pPr>
-                    <w:pStyle w:val="Compact"/>
-                    <w:jc w:val="left"/>
-                    <w:jc w:val="center"/>
-                  </w:pPr>
-                  <w:r>
-                    <w:t xml:space="preserve">Chemin</w:t>
-                  </w:r>
-                </w:p>
-              </w:tc>
-              <w:tc>
-                <w:tcPr/>
-                <w:p>
-                  <w:pPr>
-                    <w:pStyle w:val="Compact"/>
-                    <w:jc w:val="left"/>
-                    <w:jc w:val="center"/>
-                  </w:pPr>
-                  <w:r>
-                    <w:t xml:space="preserve">Type</w:t>
-                  </w:r>
-                </w:p>
-              </w:tc>
-              <w:tc>
-                <w:tcPr/>
-                <w:p>
-                  <w:pPr>
-                    <w:pStyle w:val="Compact"/>
-                    <w:jc w:val="right"/>
-                    <w:jc w:val="center"/>
-                  </w:pPr>
-                  <w:r>
-                    <w:t xml:space="preserve">Cardinalité</w:t>
-                  </w:r>
-                </w:p>
-              </w:tc>
-            </w:tr>
-            <w:tr>
-              <w:tc>
-                <w:tcPr/>
-                <w:p>
-                  <w:pPr>
-                    <w:pStyle w:val="Compact"/>
-                    <w:jc w:val="left"/>
-                    <w:jc w:val="center"/>
-                  </w:pPr>
-                  <w:r>
-                    <w:t xml:space="preserve">Every track must have a name.</w:t>
-                  </w:r>
-                </w:p>
-              </w:tc>
-              <w:tc>
-                <w:tcPr/>
-                <w:p>
-                  <w:pPr>
-                    <w:pStyle w:val="Compact"/>
-                    <w:jc w:val="left"/>
-                    <w:jc w:val="center"/>
-                  </w:pPr>
-                  <w:r>
-                    <w:rPr>
-                      <w:rStyle w:val="VerbatimChar"/>
-                    </w:rPr>
-                    <w:t xml:space="preserve">schema:name</w:t>
-                  </w:r>
-                </w:p>
-              </w:tc>
-              <w:tc>
-                <w:tcPr/>
-                <w:p>
-                  <w:pPr>
-                    <w:pStyle w:val="Compact"/>
-                    <w:jc w:val="left"/>
-                    <w:jc w:val="center"/>
-                  </w:pPr>
-                  <w:r>
-                    <w:rPr>
-                      <w:rStyle w:val="VerbatimChar"/>
-                    </w:rPr>
-                    <w:t xml:space="preserve">xsd:string</w:t>
-                  </w:r>
-                </w:p>
-              </w:tc>
-              <w:tc>
-                <w:tcPr/>
-                <w:p>
-                  <w:pPr>
-                    <w:pStyle w:val="Compact"/>
-                    <w:jc w:val="right"/>
-                    <w:jc w:val="center"/>
-                  </w:pPr>
-                  <w:r>
-                    <w:t xml:space="preserve">1..1</w:t>
-                  </w:r>
-                </w:p>
-              </w:tc>
-            </w:tr>
-            <w:tr>
-              <w:tc>
-                <w:tcPr/>
-                <w:p>
-                  <w:pPr>
-                    <w:pStyle w:val="Compact"/>
-                    <w:jc w:val="left"/>
-                    <w:jc w:val="center"/>
-                  </w:pPr>
-                  <w:r>
-                    <w:t xml:space="preserve">A track can only belong to a valid schema:MusicAlbum.</w:t>
-                  </w:r>
-                </w:p>
-              </w:tc>
-              <w:tc>
-                <w:tcPr/>
-                <w:p>
-                  <w:pPr>
-                    <w:pStyle w:val="Compact"/>
-                    <w:jc w:val="left"/>
-                    <w:jc w:val="center"/>
-                  </w:pPr>
-                  <w:r>
-                    <w:rPr>
-                      <w:rStyle w:val="VerbatimChar"/>
-                    </w:rPr>
-                    <w:t xml:space="preserve">schema:inAlbum</w:t>
-                  </w:r>
-                </w:p>
-              </w:tc>
-              <w:tc>
-                <w:tcPr/>
-                <w:p>
-                  <w:pPr>
-                    <w:pStyle w:val="Compact"/>
-                    <w:jc w:val="left"/>
-                    <w:jc w:val="center"/>
-                  </w:pPr>
-                  <w:hyperlink w:anchor="sec-musicalbumshape">
-                    <w:r>
-                      <w:rPr>
-                        <w:rStyle w:val="Hyperlink"/>
-                      </w:rPr>
-                      <w:t xml:space="preserve">schema:MusicAlbum</w:t>
-                    </w:r>
-                  </w:hyperlink>
-                </w:p>
-              </w:tc>
-              <w:tc>
-                <w:tcPr/>
-                <w:p>
-                  <w:pPr>
-                    <w:pStyle w:val="Compact"/>
-                    <w:jc w:val="right"/>
-                    <w:jc w:val="center"/>
-                  </w:pPr>
-                  <w:r>
-                    <w:t xml:space="preserve">0..*</w:t>
-                  </w:r>
-                </w:p>
-              </w:tc>
-            </w:tr>
-            <w:tr>
-              <w:tc>
-                <w:tcPr/>
-                <w:p>
-                  <w:pPr>
-                    <w:pStyle w:val="Compact"/>
-                  </w:pPr>
-                </w:p>
-              </w:tc>
-              <w:tc>
-                <w:tcPr/>
-                <w:p>
-                  <w:pPr>
-                    <w:pStyle w:val="Compact"/>
-                    <w:jc w:val="left"/>
-                    <w:jc w:val="center"/>
-                  </w:pPr>
-                  <w:r>
-                    <w:rPr>
-                      <w:rStyle w:val="VerbatimChar"/>
-                    </w:rPr>
-                    <w:t xml:space="preserve">schema:author</w:t>
-                  </w:r>
-                </w:p>
-              </w:tc>
-              <w:tc>
-                <w:tcPr/>
-                <w:p>
-                  <w:pPr>
-                    <w:pStyle w:val="Compact"/>
-                  </w:pPr>
-                </w:p>
-              </w:tc>
-              <w:tc>
-                <w:tcPr/>
-                <w:p>
-                  <w:pPr>
-                    <w:pStyle w:val="Compact"/>
-                    <w:jc w:val="right"/>
-                    <w:jc w:val="center"/>
-                  </w:pPr>
-                  <w:r>
-                    <w:t xml:space="preserve">0..*</w:t>
-                  </w:r>
-                </w:p>
-              </w:tc>
-            </w:tr>
-            <w:tr>
-              <w:tc>
-                <w:tcPr/>
-                <w:p>
-                  <w:pPr>
-                    <w:pStyle w:val="Compact"/>
-                  </w:pPr>
-                </w:p>
-              </w:tc>
-              <w:tc>
-                <w:tcPr/>
-                <w:p>
-                  <w:pPr>
-                    <w:pStyle w:val="Compact"/>
-                    <w:jc w:val="left"/>
-                    <w:jc w:val="center"/>
-                  </w:pPr>
-                  <w:r>
-                    <w:rPr>
-                      <w:rStyle w:val="VerbatimChar"/>
-                    </w:rPr>
-                    <w:t xml:space="preserve">schema:genre</w:t>
-                  </w:r>
-                </w:p>
-              </w:tc>
-              <w:tc>
-                <w:tcPr/>
-                <w:p>
-                  <w:pPr>
-                    <w:pStyle w:val="Compact"/>
-                    <w:jc w:val="left"/>
-                    <w:jc w:val="center"/>
-                  </w:pPr>
-                  <w:hyperlink w:anchor="sec-genreshape">
-                    <w:r>
-                      <w:rPr>
-                        <w:rStyle w:val="Hyperlink"/>
-                      </w:rPr>
-                      <w:t xml:space="preserve">:Genre</w:t>
-                    </w:r>
-                  </w:hyperlink>
-                </w:p>
-              </w:tc>
-              <w:tc>
-                <w:tcPr/>
-                <w:p>
-                  <w:pPr>
-                    <w:pStyle w:val="Compact"/>
-                    <w:jc w:val="right"/>
-                    <w:jc w:val="center"/>
-                  </w:pPr>
-                  <w:r>
-                    <w:t xml:space="preserve">1..1</w:t>
-                  </w:r>
-                </w:p>
-              </w:tc>
-            </w:tr>
-            <w:tr>
-              <w:tc>
-                <w:tcPr/>
-                <w:p>
-                  <w:pPr>
-                    <w:pStyle w:val="Compact"/>
-                    <w:jc w:val="left"/>
-                    <w:jc w:val="center"/>
-                  </w:pPr>
-                  <w:r>
-                    <w:t xml:space="preserve">Track duration must be expressed as a schema:QuantitativeValue.</w:t>
-                  </w:r>
-                </w:p>
-              </w:tc>
-              <w:tc>
-                <w:tcPr/>
-                <w:p>
-                  <w:pPr>
-                    <w:pStyle w:val="Compact"/>
-                    <w:jc w:val="left"/>
-                    <w:jc w:val="center"/>
-                  </w:pPr>
-                  <w:r>
-                    <w:rPr>
-                      <w:rStyle w:val="VerbatimChar"/>
-                    </w:rPr>
-                    <w:t xml:space="preserve">schema:duration</w:t>
-                  </w:r>
-                </w:p>
-              </w:tc>
-              <w:tc>
-                <w:tcPr/>
-                <w:p>
-                  <w:pPr>
-                    <w:pStyle w:val="Compact"/>
-                    <w:jc w:val="left"/>
-                    <w:jc w:val="center"/>
-                  </w:pPr>
-                  <w:hyperlink w:anchor="sec-quantitativevalueshape">
-                    <w:r>
-                      <w:rPr>
-                        <w:rStyle w:val="Hyperlink"/>
-                      </w:rPr>
-                      <w:t xml:space="preserve">schema:QuantitativeValue</w:t>
-                    </w:r>
-                  </w:hyperlink>
-                </w:p>
-              </w:tc>
-              <w:tc>
-                <w:tcPr/>
-                <w:p>
-                  <w:pPr>
-                    <w:pStyle w:val="Compact"/>
-                    <w:jc w:val="right"/>
-                    <w:jc w:val="center"/>
-                  </w:pPr>
-                  <w:r>
-                    <w:t xml:space="preserve">0..*</w:t>
-                  </w:r>
-                </w:p>
-              </w:tc>
-            </w:tr>
-            <w:tr>
-              <w:tc>
-                <w:tcPr/>
-                <w:p>
-                  <w:pPr>
-                    <w:pStyle w:val="Compact"/>
-                  </w:pPr>
-                </w:p>
-              </w:tc>
-              <w:tc>
-                <w:tcPr/>
-                <w:p>
-                  <w:pPr>
-                    <w:pStyle w:val="Compact"/>
-                    <w:jc w:val="left"/>
-                    <w:jc w:val="center"/>
-                  </w:pPr>
-                  <w:r>
-                    <w:rPr>
-                      <w:rStyle w:val="VerbatimChar"/>
-                    </w:rPr>
-                    <w:t xml:space="preserve">schema:contentSize</w:t>
-                  </w:r>
-                </w:p>
-              </w:tc>
-              <w:tc>
-                <w:tcPr/>
-                <w:p>
-                  <w:pPr>
-                    <w:pStyle w:val="Compact"/>
-                    <w:jc w:val="left"/>
-                    <w:jc w:val="center"/>
-                  </w:pPr>
-                  <w:hyperlink w:anchor="sec-quantitativevalueshape">
-                    <w:r>
-                      <w:rPr>
-                        <w:rStyle w:val="Hyperlink"/>
-                      </w:rPr>
-                      <w:t xml:space="preserve">schema:QuantitativeValue</w:t>
-                    </w:r>
-                  </w:hyperlink>
-                </w:p>
-              </w:tc>
-              <w:tc>
-                <w:tcPr/>
-                <w:p>
-                  <w:pPr>
-                    <w:pStyle w:val="Compact"/>
-                    <w:jc w:val="right"/>
-                    <w:jc w:val="center"/>
-                  </w:pPr>
-                  <w:r>
-                    <w:t xml:space="preserve">0..*</w:t>
                   </w:r>
                 </w:p>
               </w:tc>

--- a/fr/index.docx
+++ b/fr/index.docx
@@ -53,7 +53,7 @@
         <w:p>
           <w:r>
             <w:fldChar w:fldCharType="begin" w:dirty="true"/>
-            <w:instrText xml:space="preserve">TOC \o "1-3" \h \z \u</w:instrText>
+            <w:instrText xml:space="preserve">TOC \o "1-2" \h \z \u</w:instrText>
             <w:fldChar w:fldCharType="separate"/>
             <w:fldChar w:fldCharType="end"/>
           </w:r>
@@ -84,7 +84,7 @@
         <w:pStyle w:val="berschrift1"/>
       </w:pPr>
       <w:r>
-        <w:t xml:space="preserve">Introduction</w:t>
+        <w:t xml:space="preserve">1. Introduction</w:t>
       </w:r>
     </w:p>
     <w:bookmarkStart w:id="24" w:name="statut"/>
@@ -93,7 +93,7 @@
         <w:pStyle w:val="berschrift2"/>
       </w:pPr>
       <w:r>
-        <w:t xml:space="preserve">Statut</w:t>
+        <w:t xml:space="preserve">1.1 Statut</w:t>
       </w:r>
     </w:p>
     <w:p>
@@ -111,7 +111,7 @@
         <w:pStyle w:val="berschrift2"/>
       </w:pPr>
       <w:r>
-        <w:t xml:space="preserve">Champ d’application</w:t>
+        <w:t xml:space="preserve">1.2 Champ d’application</w:t>
       </w:r>
     </w:p>
     <w:p>
@@ -135,7 +135,7 @@
         <w:pStyle w:val="berschrift2"/>
       </w:pPr>
       <w:r>
-        <w:t xml:space="preserve">Nous pouvons avoir des sous-titres</w:t>
+        <w:t xml:space="preserve">1.3 Nous pouvons avoir des sous-titres</w:t>
       </w:r>
     </w:p>
     <w:p>
@@ -152,7 +152,7 @@
         <w:pStyle w:val="berschrift3"/>
       </w:pPr>
       <w:r>
-        <w:t xml:space="preserve">Et aussi des sous-sous-titres</w:t>
+        <w:t xml:space="preserve">1.3.1 Et aussi des sous-sous-titres</w:t>
       </w:r>
     </w:p>
     <w:p>
@@ -259,7 +259,7 @@
         <w:pStyle w:val="berschrift1"/>
       </w:pPr>
       <w:r>
-        <w:t xml:space="preserve">Notes techniques</w:t>
+        <w:t xml:space="preserve">2. Notes techniques</w:t>
       </w:r>
     </w:p>
     <w:p>
@@ -317,7 +317,7 @@
         <w:pStyle w:val="berschrift1"/>
       </w:pPr>
       <w:r>
-        <w:t xml:space="preserve">Modèle de données</w:t>
+        <w:t xml:space="preserve">3. Modèle de données</w:t>
       </w:r>
     </w:p>
     <w:bookmarkStart w:id="35" w:name="sec-album-de-musique"/>
@@ -326,7 +326,7 @@
         <w:pStyle w:val="berschrift2"/>
       </w:pPr>
       <w:r>
-        <w:t xml:space="preserve">Album de musique</w:t>
+        <w:t xml:space="preserve">3.1 Album de musique</w:t>
       </w:r>
     </w:p>
     <w:p>
@@ -619,7 +619,7 @@
         <w:pStyle w:val="berschrift2"/>
       </w:pPr>
       <w:r>
-        <w:t xml:space="preserve">Enregistrement musical</w:t>
+        <w:t xml:space="preserve">3.2 Enregistrement musical</w:t>
       </w:r>
     </w:p>
     <w:p>
@@ -1157,7 +1157,7 @@
         <w:pStyle w:val="berschrift2"/>
       </w:pPr>
       <w:r>
-        <w:t xml:space="preserve">Facture</w:t>
+        <w:t xml:space="preserve">3.3 Facture</w:t>
       </w:r>
     </w:p>
     <w:p>
@@ -1568,7 +1568,7 @@
         <w:pStyle w:val="berschrift2"/>
       </w:pPr>
       <w:r>
-        <w:t xml:space="preserve">Genre</w:t>
+        <w:t xml:space="preserve">3.4 Genre</w:t>
       </w:r>
     </w:p>
     <w:p>
@@ -1847,7 +1847,7 @@
         <w:pStyle w:val="berschrift2"/>
       </w:pPr>
       <w:r>
-        <w:t xml:space="preserve">Organisation</w:t>
+        <w:t xml:space="preserve">3.5 Organisation</w:t>
       </w:r>
     </w:p>
     <w:p>
@@ -2056,7 +2056,7 @@
         <w:pStyle w:val="berschrift2"/>
       </w:pPr>
       <w:r>
-        <w:t xml:space="preserve">Personne</w:t>
+        <w:t xml:space="preserve">3.6 Personne</w:t>
       </w:r>
     </w:p>
     <w:p>
@@ -2736,7 +2736,7 @@
         <w:pStyle w:val="berschrift2"/>
       </w:pPr>
       <w:r>
-        <w:t xml:space="preserve">Valeur quantitative</w:t>
+        <w:t xml:space="preserve">3.7 Valeur quantitative</w:t>
       </w:r>
     </w:p>
     <w:p>
@@ -3005,7 +3005,7 @@
         <w:pStyle w:val="berschrift1"/>
       </w:pPr>
       <w:r>
-        <w:t xml:space="preserve">Considérations de sécurité</w:t>
+        <w:t xml:space="preserve">4. Considérations de sécurité</w:t>
       </w:r>
     </w:p>
     <w:p>
@@ -3023,7 +3023,7 @@
         <w:pStyle w:val="berschrift1"/>
       </w:pPr>
       <w:r>
-        <w:t xml:space="preserve">Clause de non-responsabilité</w:t>
+        <w:t xml:space="preserve">5. Clause de non-responsabilité</w:t>
       </w:r>
     </w:p>
     <w:p>
@@ -3065,7 +3065,7 @@
         <w:pStyle w:val="berschrift1"/>
       </w:pPr>
       <w:r>
-        <w:t xml:space="preserve">Droits d’auteur</w:t>
+        <w:t xml:space="preserve">6. Droits d’auteur</w:t>
       </w:r>
     </w:p>
     <w:p>
@@ -3105,7 +3105,7 @@
         <w:pStyle w:val="berschrift1"/>
       </w:pPr>
       <w:r>
-        <w:t xml:space="preserve">Annexe A - Références</w:t>
+        <w:t xml:space="preserve">7. Annexe A - Références</w:t>
       </w:r>
     </w:p>
     <w:bookmarkStart w:id="54" w:name="refs"/>
@@ -3187,7 +3187,7 @@
         <w:pStyle w:val="berschrift1"/>
       </w:pPr>
       <w:r>
-        <w:t xml:space="preserve">Annexe B - Collaboration &amp; Vérification</w:t>
+        <w:t xml:space="preserve">8. Annexe B - Collaboration &amp; Vérification</w:t>
       </w:r>
     </w:p>
     <w:bookmarkEnd w:id="56"/>
@@ -3197,7 +3197,7 @@
         <w:pStyle w:val="berschrift1"/>
       </w:pPr>
       <w:r>
-        <w:t xml:space="preserve">Annexe C - Abréviations et glossaire</w:t>
+        <w:t xml:space="preserve">9. Annexe C - Abréviations et glossaire</w:t>
       </w:r>
     </w:p>
     <w:bookmarkEnd w:id="57"/>
@@ -3207,7 +3207,7 @@
         <w:pStyle w:val="berschrift1"/>
       </w:pPr>
       <w:r>
-        <w:t xml:space="preserve">Annexe D - Modifications par rapport à la version précédente</w:t>
+        <w:t xml:space="preserve">10. Annexe D - Modifications par rapport à la version précédente</w:t>
       </w:r>
     </w:p>
     <w:bookmarkEnd w:id="58"/>
@@ -3217,7 +3217,7 @@
         <w:pStyle w:val="berschrift1"/>
       </w:pPr>
       <w:r>
-        <w:t xml:space="preserve">Annexe E - Table des illustrations</w:t>
+        <w:t xml:space="preserve">11. Annexe E - Table des illustrations</w:t>
       </w:r>
     </w:p>
     <w:bookmarkEnd w:id="59"/>
@@ -3227,7 +3227,7 @@
         <w:pStyle w:val="berschrift1"/>
       </w:pPr>
       <w:r>
-        <w:t xml:space="preserve">Annexe F - Liste des tableaux</w:t>
+        <w:t xml:space="preserve">12. Annexe F - Liste des tableaux</w:t>
       </w:r>
     </w:p>
     <w:bookmarkEnd w:id="60"/>

--- a/fr/index.docx
+++ b/fr/index.docx
@@ -382,7 +382,7 @@
               <w:pStyle w:val="ImageCaption"/>
             </w:pPr>
             <w:r>
-              <w:t xml:space="preserve">Table 1: Album de musique propriétés</w:t>
+              <w:t xml:space="preserve">Table 1: propriétés Album de musique</w:t>
             </w:r>
           </w:p>
           <w:tbl>
@@ -393,10 +393,10 @@
               <w:tblLook w:firstRow="1" w:lastRow="0" w:firstColumn="0" w:lastColumn="0" w:noHBand="0" w:noVBand="0" w:val="0020"/>
             </w:tblPr>
             <w:tblGrid>
+              <w:gridCol w:w="3168"/>
               <w:gridCol w:w="1980"/>
               <w:gridCol w:w="1980"/>
-              <w:gridCol w:w="1980"/>
-              <w:gridCol w:w="1980"/>
+              <w:gridCol w:w="792"/>
             </w:tblGrid>
             <w:tr>
               <w:trPr>
@@ -570,7 +570,7 @@
                   <w:hyperlink w:anchor="sec-personne">
                     <w:r>
                       <w:rPr>
-                        <w:rStyle w:val="Hyperlink"/>
+                        <w:rStyle w:val="VerbatimChar"/>
                       </w:rPr>
                       <w:t xml:space="preserve">schema:Person</w:t>
                     </w:r>
@@ -675,7 +675,7 @@
               <w:pStyle w:val="ImageCaption"/>
             </w:pPr>
             <w:r>
-              <w:t xml:space="preserve">Table 2: Enregistrement musical propriétés</w:t>
+              <w:t xml:space="preserve">Table 2: propriétés Enregistrement musical</w:t>
             </w:r>
           </w:p>
           <w:tbl>
@@ -686,10 +686,10 @@
               <w:tblLook w:firstRow="1" w:lastRow="0" w:firstColumn="0" w:lastColumn="0" w:noHBand="0" w:noVBand="0" w:val="0020"/>
             </w:tblPr>
             <w:tblGrid>
+              <w:gridCol w:w="3168"/>
               <w:gridCol w:w="1980"/>
               <w:gridCol w:w="1980"/>
-              <w:gridCol w:w="1980"/>
-              <w:gridCol w:w="1980"/>
+              <w:gridCol w:w="792"/>
             </w:tblGrid>
             <w:tr>
               <w:trPr>
@@ -863,7 +863,7 @@
                   <w:hyperlink w:anchor="sec-album-de-musique">
                     <w:r>
                       <w:rPr>
-                        <w:rStyle w:val="Hyperlink"/>
+                        <w:rStyle w:val="VerbatimChar"/>
                       </w:rPr>
                       <w:t xml:space="preserve">schema:MusicAlbum</w:t>
                     </w:r>
@@ -988,7 +988,7 @@
                   <w:hyperlink w:anchor="sec-genre">
                     <w:r>
                       <w:rPr>
-                        <w:rStyle w:val="Hyperlink"/>
+                        <w:rStyle w:val="VerbatimChar"/>
                       </w:rPr>
                       <w:t xml:space="preserve">:Genre</w:t>
                     </w:r>
@@ -1057,7 +1057,7 @@
                   <w:hyperlink w:anchor="sec-valeur-quantitative">
                     <w:r>
                       <w:rPr>
-                        <w:rStyle w:val="Hyperlink"/>
+                        <w:rStyle w:val="VerbatimChar"/>
                       </w:rPr>
                       <w:t xml:space="preserve">schema:QuantitativeValue</w:t>
                     </w:r>
@@ -1123,7 +1123,7 @@
                   <w:hyperlink w:anchor="sec-valeur-quantitative">
                     <w:r>
                       <w:rPr>
-                        <w:rStyle w:val="Hyperlink"/>
+                        <w:rStyle w:val="VerbatimChar"/>
                       </w:rPr>
                       <w:t xml:space="preserve">schema:QuantitativeValue</w:t>
                     </w:r>
@@ -1213,7 +1213,7 @@
               <w:pStyle w:val="ImageCaption"/>
             </w:pPr>
             <w:r>
-              <w:t xml:space="preserve">Table 3: Facture propriétés</w:t>
+              <w:t xml:space="preserve">Table 3: propriétés Facture</w:t>
             </w:r>
           </w:p>
           <w:tbl>
@@ -1224,10 +1224,10 @@
               <w:tblLook w:firstRow="1" w:lastRow="0" w:firstColumn="0" w:lastColumn="0" w:noHBand="0" w:noVBand="0" w:val="0020"/>
             </w:tblPr>
             <w:tblGrid>
+              <w:gridCol w:w="3168"/>
               <w:gridCol w:w="1980"/>
               <w:gridCol w:w="1980"/>
-              <w:gridCol w:w="1980"/>
-              <w:gridCol w:w="1980"/>
+              <w:gridCol w:w="792"/>
             </w:tblGrid>
             <w:tr>
               <w:trPr>
@@ -1334,7 +1334,7 @@
                   <w:hyperlink w:anchor="sec-personne">
                     <w:r>
                       <w:rPr>
-                        <w:rStyle w:val="Hyperlink"/>
+                        <w:rStyle w:val="VerbatimChar"/>
                       </w:rPr>
                       <w:t xml:space="preserve">schema:Person</w:t>
                     </w:r>
@@ -1403,7 +1403,7 @@
                   <w:hyperlink w:anchor="sec-valeur-quantitative">
                     <w:r>
                       <w:rPr>
-                        <w:rStyle w:val="Hyperlink"/>
+                        <w:rStyle w:val="VerbatimChar"/>
                       </w:rPr>
                       <w:t xml:space="preserve">schema:QuantitativeValue</w:t>
                     </w:r>
@@ -1624,7 +1624,7 @@
               <w:pStyle w:val="ImageCaption"/>
             </w:pPr>
             <w:r>
-              <w:t xml:space="preserve">Table 4: Genre propriétés</w:t>
+              <w:t xml:space="preserve">Table 4: propriétés Genre</w:t>
             </w:r>
           </w:p>
           <w:tbl>
@@ -1635,10 +1635,10 @@
               <w:tblLook w:firstRow="1" w:lastRow="0" w:firstColumn="0" w:lastColumn="0" w:noHBand="0" w:noVBand="0" w:val="0020"/>
             </w:tblPr>
             <w:tblGrid>
+              <w:gridCol w:w="3168"/>
               <w:gridCol w:w="1980"/>
               <w:gridCol w:w="1980"/>
-              <w:gridCol w:w="1980"/>
-              <w:gridCol w:w="1980"/>
+              <w:gridCol w:w="792"/>
             </w:tblGrid>
             <w:tr>
               <w:trPr>
@@ -1798,7 +1798,7 @@
                   <w:hyperlink w:anchor="sec-genre">
                     <w:r>
                       <w:rPr>
-                        <w:rStyle w:val="Hyperlink"/>
+                        <w:rStyle w:val="VerbatimChar"/>
                       </w:rPr>
                       <w:t xml:space="preserve">:Genre</w:t>
                     </w:r>
@@ -1903,7 +1903,7 @@
               <w:pStyle w:val="ImageCaption"/>
             </w:pPr>
             <w:r>
-              <w:t xml:space="preserve">Table 5: Organisation propriétés</w:t>
+              <w:t xml:space="preserve">Table 5: propriétés Organisation</w:t>
             </w:r>
           </w:p>
           <w:tbl>
@@ -1914,10 +1914,10 @@
               <w:tblLook w:firstRow="1" w:lastRow="0" w:firstColumn="0" w:lastColumn="0" w:noHBand="0" w:noVBand="0" w:val="0020"/>
             </w:tblPr>
             <w:tblGrid>
+              <w:gridCol w:w="3168"/>
               <w:gridCol w:w="1980"/>
               <w:gridCol w:w="1980"/>
-              <w:gridCol w:w="1980"/>
-              <w:gridCol w:w="1980"/>
+              <w:gridCol w:w="792"/>
             </w:tblGrid>
             <w:tr>
               <w:trPr>
@@ -2112,7 +2112,7 @@
               <w:pStyle w:val="ImageCaption"/>
             </w:pPr>
             <w:r>
-              <w:t xml:space="preserve">Table 6: Personne propriétés</w:t>
+              <w:t xml:space="preserve">Table 6: propriétés Personne</w:t>
             </w:r>
           </w:p>
           <w:tbl>
@@ -2123,10 +2123,10 @@
               <w:tblLook w:firstRow="1" w:lastRow="0" w:firstColumn="0" w:lastColumn="0" w:noHBand="0" w:noVBand="0" w:val="0020"/>
             </w:tblPr>
             <w:tblGrid>
+              <w:gridCol w:w="3168"/>
               <w:gridCol w:w="1980"/>
               <w:gridCol w:w="1980"/>
-              <w:gridCol w:w="1980"/>
-              <w:gridCol w:w="1980"/>
+              <w:gridCol w:w="792"/>
             </w:tblGrid>
             <w:tr>
               <w:trPr>
@@ -2565,7 +2565,7 @@
                   <w:hyperlink w:anchor="sec-personne">
                     <w:r>
                       <w:rPr>
-                        <w:rStyle w:val="Hyperlink"/>
+                        <w:rStyle w:val="VerbatimChar"/>
                       </w:rPr>
                       <w:t xml:space="preserve">schema:Person</w:t>
                     </w:r>
@@ -2702,7 +2702,7 @@
                   <w:hyperlink w:anchor="sec-personne">
                     <w:r>
                       <w:rPr>
-                        <w:rStyle w:val="Hyperlink"/>
+                        <w:rStyle w:val="VerbatimChar"/>
                       </w:rPr>
                       <w:t xml:space="preserve">schema:Person</w:t>
                     </w:r>
@@ -2792,7 +2792,7 @@
               <w:pStyle w:val="ImageCaption"/>
             </w:pPr>
             <w:r>
-              <w:t xml:space="preserve">Table 7: Valeur quantitative propriétés</w:t>
+              <w:t xml:space="preserve">Table 7: propriétés Valeur quantitative</w:t>
             </w:r>
           </w:p>
           <w:tbl>
@@ -2803,10 +2803,10 @@
               <w:tblLook w:firstRow="1" w:lastRow="0" w:firstColumn="0" w:lastColumn="0" w:noHBand="0" w:noVBand="0" w:val="0020"/>
             </w:tblPr>
             <w:tblGrid>
+              <w:gridCol w:w="3168"/>
               <w:gridCol w:w="1980"/>
               <w:gridCol w:w="1980"/>
-              <w:gridCol w:w="1980"/>
-              <w:gridCol w:w="1980"/>
+              <w:gridCol w:w="792"/>
             </w:tblGrid>
             <w:tr>
               <w:trPr>

--- a/fr/index.docx
+++ b/fr/index.docx
@@ -15,7 +15,7 @@
         <w:pStyle w:val="Date"/>
       </w:pPr>
       <w:r>
-        <w:t xml:space="preserve">12 août 2026</w:t>
+        <w:t xml:space="preserve">13 août 2026</w:t>
       </w:r>
     </w:p>
     <w:p>
@@ -2999,13 +2999,13 @@
     </w:tbl>
     <w:bookmarkEnd w:id="47"/>
     <w:bookmarkEnd w:id="48"/>
-    <w:bookmarkStart w:id="49" w:name="considérations-de-sécurité"/>
+    <w:bookmarkStart w:id="51" w:name="accès-aux-données"/>
     <w:p>
       <w:pPr>
         <w:pStyle w:val="berschrift1"/>
       </w:pPr>
       <w:r>
-        <w:t xml:space="preserve">4. Considérations de sécurité</w:t>
+        <w:t xml:space="preserve">4. Accès aux données</w:t>
       </w:r>
     </w:p>
     <w:p>
@@ -3013,25 +3013,60 @@
         <w:pStyle w:val="FirstParagraph"/>
       </w:pPr>
       <w:r>
-        <w:t xml:space="preserve">Informations sur les bases légales expressément déterminantes ou remarque indiquant que les bases légales pertinentes doivent être respectées lors de la mise en œuvre.</w:t>
-      </w:r>
-    </w:p>
-    <w:bookmarkEnd w:id="49"/>
-    <w:bookmarkStart w:id="50" w:name="clause-de-non-responsabilité"/>
-    <w:p>
-      <w:pPr>
-        <w:pStyle w:val="berschrift1"/>
-      </w:pPr>
-      <w:r>
-        <w:t xml:space="preserve">5. Clause de non-responsabilité</w:t>
+        <w:t xml:space="preserve">Les données de base et de référence qui sous-tendent ce document sont disponibles sous forme de</w:t>
+      </w:r>
+      <w:r>
+        <w:t xml:space="preserve"> </w:t>
+      </w:r>
+      <w:r>
+        <w:rPr>
+          <w:i/>
+          <w:iCs/>
+        </w:rPr>
+        <w:t xml:space="preserve">Linked Data</w:t>
+      </w:r>
+      <w:r>
+        <w:t xml:space="preserve">.</w:t>
       </w:r>
     </w:p>
     <w:p>
       <w:pPr>
-        <w:pStyle w:val="FirstParagraph"/>
-      </w:pPr>
-      <w:r>
-        <w:t xml:space="preserve">Les standards eCH que l’association eCH met gratuitement à la disposition de l’utilisateur ou qui font référence à eCH n’ont que le statut de recommandations. L’association eCH décline toute responsabilité pour les décisions ou mesures prises par l’utilisateur sur la base de ces documents. Il incombe à l’utilisateur de vérifier lui-même les documents avant de les utiliser et, si nécessaire, de demander des conseils professionnels. Les standards eCH ne peuvent et ne doivent pas remplacer les conseils techniques, organisationnels ou juridiques dans un cas individuel.</w:t>
+        <w:pStyle w:val="Textkrper"/>
+      </w:pPr>
+      <w:r>
+        <w:t xml:space="preserve">La base technologique de cette approche est le</w:t>
+      </w:r>
+      <w:r>
+        <w:t xml:space="preserve"> </w:t>
+      </w:r>
+      <w:hyperlink r:id="rId49">
+        <w:r>
+          <w:rPr>
+            <w:rStyle w:val="Hyperlink"/>
+          </w:rPr>
+          <w:t xml:space="preserve">Resource Description Framework (RDF)</w:t>
+        </w:r>
+      </w:hyperlink>
+      <w:r>
+        <w:t xml:space="preserve">, un standard central du World Wide Web Consortium (W3C) pour la modélisation des structures de données sur le Web.</w:t>
+      </w:r>
+      <w:r>
+        <w:t xml:space="preserve"> </w:t>
+      </w:r>
+      <w:r>
+        <w:t xml:space="preserve">En RDF, les informations ne sont pas représentées dans des tableaux classiques, mais sous forme de graphes interconnectés.</w:t>
+      </w:r>
+      <w:r>
+        <w:t xml:space="preserve"> </w:t>
+      </w:r>
+      <w:r>
+        <w:t xml:space="preserve">Chaque déclaration est constituée de ce que l’on appelle un triplet (sujet, prédicat, objet).</w:t>
+      </w:r>
+      <w:r>
+        <w:t xml:space="preserve"> </w:t>
+      </w:r>
+      <w:r>
+        <w:t xml:space="preserve">Cette structure permet une description des ressources et de leurs relations mutuelles qui soit lisible par machine, interopérable et univoque à travers différents systèmes.</w:t>
       </w:r>
     </w:p>
     <w:p>
@@ -3039,7 +3074,43 @@
         <w:pStyle w:val="Textkrper"/>
       </w:pPr>
       <w:r>
-        <w:t xml:space="preserve">Les documents, procédures, méthodes, produits et standards auxquels il est fait référence dans les standards eCH sont potentiellement protégés par des droits de marque, d’auteur ou de brevet. Il est de la responsabilité exclusive de l’utilisateur d’obtenir les licences nécessaires auprès des ayants droit et/ou des organisations.</w:t>
+        <w:t xml:space="preserve">Pour le stockage et la publication de ces données RDF, on utilise</w:t>
+      </w:r>
+      <w:r>
+        <w:t xml:space="preserve"> </w:t>
+      </w:r>
+      <w:hyperlink r:id="rId50">
+        <w:r>
+          <w:rPr>
+            <w:rStyle w:val="Hyperlink"/>
+          </w:rPr>
+          <w:t xml:space="preserve">LINDAS</w:t>
+        </w:r>
+      </w:hyperlink>
+      <w:r>
+        <w:t xml:space="preserve"> </w:t>
+      </w:r>
+      <w:r>
+        <w:t xml:space="preserve">(Linked Data Service), le service officiel de Linked Data de l’administration fédérale suisse.</w:t>
+      </w:r>
+      <w:r>
+        <w:t xml:space="preserve"> </w:t>
+      </w:r>
+      <w:r>
+        <w:t xml:space="preserve">LINDAS fait office de</w:t>
+      </w:r>
+      <w:r>
+        <w:t xml:space="preserve"> </w:t>
+      </w:r>
+      <w:r>
+        <w:rPr>
+          <w:i/>
+          <w:iCs/>
+        </w:rPr>
+        <w:t xml:space="preserve">Triple Store</w:t>
+      </w:r>
+      <w:r>
+        <w:t xml:space="preserve">, une base de données orientée graphe spécialisée et optimisée pour le stockage et l’interrogation efficaces de triplets RDF, qui met les données publiquement à disposition via une interface standardisée.</w:t>
       </w:r>
     </w:p>
     <w:p>
@@ -3047,25 +3118,81 @@
         <w:pStyle w:val="Textkrper"/>
       </w:pPr>
       <w:r>
-        <w:t xml:space="preserve">Bien que l’association eCH ait apporté le soin nécessaire à l’élaboration des standards eCH, elle ne peut garantir ni assurer que les informations et documents fournis sont actuels, complets, exacts ou exempts d’erreurs. eCH se réserve le droit de modifier le contenu de ses standards à tout moment et sans préavis.</w:t>
+        <w:t xml:space="preserve">Le chapitre suivant fournit des instructions minimales sur la façon dont les données peuvent être interrogées et extraites de LINDAS.</w:t>
       </w:r>
     </w:p>
     <w:p>
       <w:pPr>
-        <w:pStyle w:val="Textkrper"/>
-      </w:pPr>
-      <w:r>
-        <w:t xml:space="preserve">Toute responsabilité pour les dommages causés par l’utilisation des standards eCH par l’utilisateur est exclue dans les limites autorisées par la loi.</w:t>
-      </w:r>
-    </w:p>
-    <w:bookmarkEnd w:id="50"/>
-    <w:bookmarkStart w:id="51" w:name="droits-dauteur"/>
-    <w:p>
-      <w:pPr>
-        <w:pStyle w:val="berschrift1"/>
-      </w:pPr>
-      <w:r>
-        <w:t xml:space="preserve">6. Droits d’auteur</w:t>
+        <w:pStyle w:val="SourceCode"/>
+      </w:pPr>
+      <w:r>
+        <w:rPr>
+          <w:rStyle w:val="VerbatimChar"/>
+        </w:rPr>
+        <w:t xml:space="preserve">BASE &lt;https://example.org/&gt;</w:t>
+      </w:r>
+      <w:r>
+        <w:br/>
+      </w:r>
+      <w:r>
+        <w:rPr>
+          <w:rStyle w:val="VerbatimChar"/>
+        </w:rPr>
+        <w:t xml:space="preserve">PREFIX schema: &lt;http://schema.org/&gt;</w:t>
+      </w:r>
+      <w:r>
+        <w:br/>
+      </w:r>
+      <w:r>
+        <w:rPr>
+          <w:rStyle w:val="VerbatimChar"/>
+        </w:rPr>
+        <w:t xml:space="preserve">SELECT *</w:t>
+      </w:r>
+      <w:r>
+        <w:br/>
+      </w:r>
+      <w:r>
+        <w:rPr>
+          <w:rStyle w:val="VerbatimChar"/>
+        </w:rPr>
+        <w:t xml:space="preserve">WHERE {</w:t>
+      </w:r>
+      <w:r>
+        <w:br/>
+      </w:r>
+      <w:r>
+        <w:rPr>
+          <w:rStyle w:val="VerbatimChar"/>
+        </w:rPr>
+        <w:t xml:space="preserve">    ?genre a &lt;Genre&gt; ;</w:t>
+      </w:r>
+      <w:r>
+        <w:br/>
+      </w:r>
+      <w:r>
+        <w:rPr>
+          <w:rStyle w:val="VerbatimChar"/>
+        </w:rPr>
+        <w:t xml:space="preserve">        schema:name ?name .</w:t>
+      </w:r>
+      <w:r>
+        <w:br/>
+      </w:r>
+      <w:r>
+        <w:rPr>
+          <w:rStyle w:val="VerbatimChar"/>
+        </w:rPr>
+        <w:t xml:space="preserve">}</w:t>
+      </w:r>
+      <w:r>
+        <w:br/>
+      </w:r>
+      <w:r>
+        <w:rPr>
+          <w:rStyle w:val="VerbatimChar"/>
+        </w:rPr>
+        <w:t xml:space="preserve">LIMIT 10</w:t>
       </w:r>
     </w:p>
     <w:p>
@@ -3073,22 +3200,201 @@
         <w:pStyle w:val="FirstParagraph"/>
       </w:pPr>
       <w:r>
-        <w:t xml:space="preserve">Les personnes qui élaborent les standards eCH restent propriétaires de leurs droits de propriété intellectuelle. Ces personnes s’engagent toutefois à mettre leurs droits de propriété intellectuelle ou d’autres droits sur des droits de propriété intellectuelle de tiers, dans la mesure du possible, à la disposition des groupes d’experts concernés et de l’association eCH, et ce gratuitement et pour une utilisation ainsi qu’un développement ultérieur illimités dans le cadre du but de l’association.</w:t>
+        <w:t xml:space="preserve">Les données sous-jacentes elles-mêmes sont gérées sur GitHub sous forme de fichiers Turtle.</w:t>
       </w:r>
     </w:p>
     <w:p>
       <w:pPr>
-        <w:pStyle w:val="Textkrper"/>
-      </w:pPr>
-      <w:r>
-        <w:t xml:space="preserve">Les standards élaborés par les groupes d’experts peuvent être utilisés, diffusés et développés gratuitement et de manière illimitée en mentionnant le nom de l’auteur respectif d’eCH.</w:t>
+        <w:pStyle w:val="SourceCode"/>
+      </w:pPr>
+      <w:r>
+        <w:rPr>
+          <w:rStyle w:val="VerbatimChar"/>
+        </w:rPr>
+        <w:t xml:space="preserve">@base &lt;http://example.org/&gt; .</w:t>
+      </w:r>
+      <w:r>
+        <w:br/>
+      </w:r>
+      <w:r>
+        <w:rPr>
+          <w:rStyle w:val="VerbatimChar"/>
+        </w:rPr>
+        <w:t xml:space="preserve">@prefix genre: &lt;http://example.org/genre/&gt; .</w:t>
+      </w:r>
+      <w:r>
+        <w:br/>
+      </w:r>
+      <w:r>
+        <w:rPr>
+          <w:rStyle w:val="VerbatimChar"/>
+        </w:rPr>
+        <w:t xml:space="preserve">@prefix schema: &lt;http://schema.org/&gt; .</w:t>
+      </w:r>
+      <w:r>
+        <w:br/>
+      </w:r>
+      <w:r>
+        <w:br/>
+      </w:r>
+      <w:r>
+        <w:rPr>
+          <w:rStyle w:val="VerbatimChar"/>
+        </w:rPr>
+        <w:t xml:space="preserve">genre:1 a &lt;Genre&gt; ;</w:t>
+      </w:r>
+      <w:r>
+        <w:br/>
+      </w:r>
+      <w:r>
+        <w:rPr>
+          <w:rStyle w:val="VerbatimChar"/>
+        </w:rPr>
+        <w:t xml:space="preserve">    schema:name "Rock" .</w:t>
+      </w:r>
+      <w:r>
+        <w:br/>
+      </w:r>
+      <w:r>
+        <w:br/>
+      </w:r>
+      <w:r>
+        <w:rPr>
+          <w:rStyle w:val="VerbatimChar"/>
+        </w:rPr>
+        <w:t xml:space="preserve">genre:2 a &lt;Genre&gt; ;</w:t>
+      </w:r>
+      <w:r>
+        <w:br/>
+      </w:r>
+      <w:r>
+        <w:rPr>
+          <w:rStyle w:val="VerbatimChar"/>
+        </w:rPr>
+        <w:t xml:space="preserve">    schema:name "Jazz" .</w:t>
+      </w:r>
+      <w:r>
+        <w:br/>
+      </w:r>
+      <w:r>
+        <w:br/>
+      </w:r>
+      <w:r>
+        <w:rPr>
+          <w:rStyle w:val="VerbatimChar"/>
+        </w:rPr>
+        <w:t xml:space="preserve">genre:3 a &lt;Genre&gt; ;</w:t>
+      </w:r>
+      <w:r>
+        <w:br/>
+      </w:r>
+      <w:r>
+        <w:rPr>
+          <w:rStyle w:val="VerbatimChar"/>
+        </w:rPr>
+        <w:t xml:space="preserve">    schema:name "Metal" ;</w:t>
+      </w:r>
+      <w:r>
+        <w:br/>
+      </w:r>
+      <w:r>
+        <w:rPr>
+          <w:rStyle w:val="VerbatimChar"/>
+        </w:rPr>
+        <w:t xml:space="preserve">    schema:partOf genre:1 .</w:t>
+      </w:r>
+    </w:p>
+    <w:bookmarkEnd w:id="51"/>
+    <w:bookmarkStart w:id="52" w:name="considérations-de-sécurité"/>
+    <w:p>
+      <w:pPr>
+        <w:pStyle w:val="berschrift1"/>
+      </w:pPr>
+      <w:r>
+        <w:t xml:space="preserve">5. Considérations de sécurité</w:t>
       </w:r>
     </w:p>
     <w:p>
       <w:pPr>
+        <w:pStyle w:val="FirstParagraph"/>
+      </w:pPr>
+      <w:r>
+        <w:t xml:space="preserve">Informations sur les bases légales expressément déterminantes ou remarque indiquant que les bases légales pertinentes doivent être respectées lors de la mise en œuvre.</w:t>
+      </w:r>
+    </w:p>
+    <w:bookmarkEnd w:id="52"/>
+    <w:bookmarkStart w:id="53" w:name="clause-de-non-responsabilité"/>
+    <w:p>
+      <w:pPr>
+        <w:pStyle w:val="berschrift1"/>
+      </w:pPr>
+      <w:r>
+        <w:t xml:space="preserve">6. Clause de non-responsabilité</w:t>
+      </w:r>
+    </w:p>
+    <w:p>
+      <w:pPr>
+        <w:pStyle w:val="FirstParagraph"/>
+      </w:pPr>
+      <w:r>
+        <w:t xml:space="preserve">Les standards eCH que l’association eCH met gratuitement à la disposition de l’utilisateur ou qui font référence à eCH n’ont que le statut de recommandations. L’association eCH décline toute responsabilité pour les décisions ou mesures prises par l’utilisateur sur la base de ces documents. Il incombe à l’utilisateur de vérifier lui-même les documents avant de les utiliser et, si nécessaire, de demander des conseils professionnels. Les standards eCH ne peuvent et ne doivent pas remplacer les conseils techniques, organisationnels ou juridiques dans un cas individuel.</w:t>
+      </w:r>
+    </w:p>
+    <w:p>
+      <w:pPr>
         <w:pStyle w:val="Textkrper"/>
       </w:pPr>
       <w:r>
+        <w:t xml:space="preserve">Les documents, procédures, méthodes, produits et standards auxquels il est fait référence dans les standards eCH sont potentiellement protégés par des droits de marque, d’auteur ou de brevet. Il est de la responsabilité exclusive de l’utilisateur d’obtenir les licences nécessaires auprès des ayants droit et/ou des organisations.</w:t>
+      </w:r>
+    </w:p>
+    <w:p>
+      <w:pPr>
+        <w:pStyle w:val="Textkrper"/>
+      </w:pPr>
+      <w:r>
+        <w:t xml:space="preserve">Bien que l’association eCH ait apporté le soin nécessaire à l’élaboration des standards eCH, elle ne peut garantir ni assurer que les informations et documents fournis sont actuels, complets, exacts ou exempts d’erreurs. eCH se réserve le droit de modifier le contenu de ses standards à tout moment et sans préavis.</w:t>
+      </w:r>
+    </w:p>
+    <w:p>
+      <w:pPr>
+        <w:pStyle w:val="Textkrper"/>
+      </w:pPr>
+      <w:r>
+        <w:t xml:space="preserve">Toute responsabilité pour les dommages causés par l’utilisation des standards eCH par l’utilisateur est exclue dans les limites autorisées par la loi.</w:t>
+      </w:r>
+    </w:p>
+    <w:bookmarkEnd w:id="53"/>
+    <w:bookmarkStart w:id="54" w:name="droits-dauteur"/>
+    <w:p>
+      <w:pPr>
+        <w:pStyle w:val="berschrift1"/>
+      </w:pPr>
+      <w:r>
+        <w:t xml:space="preserve">7. Droits d’auteur</w:t>
+      </w:r>
+    </w:p>
+    <w:p>
+      <w:pPr>
+        <w:pStyle w:val="FirstParagraph"/>
+      </w:pPr>
+      <w:r>
+        <w:t xml:space="preserve">Les personnes qui élaborent les standards eCH restent propriétaires de leurs droits de propriété intellectuelle. Ces personnes s’engagent toutefois à mettre leurs droits de propriété intellectuelle ou d’autres droits sur des droits de propriété intellectuelle de tiers, dans la mesure du possible, à la disposition des groupes d’experts concernés et de l’association eCH, et ce gratuitement et pour une utilisation ainsi qu’un développement ultérieur illimités dans le cadre du but de l’association.</w:t>
+      </w:r>
+    </w:p>
+    <w:p>
+      <w:pPr>
+        <w:pStyle w:val="Textkrper"/>
+      </w:pPr>
+      <w:r>
+        <w:t xml:space="preserve">Les standards élaborés par les groupes d’experts peuvent être utilisés, diffusés et développés gratuitement et de manière illimitée en mentionnant le nom de l’auteur respectif d’eCH.</w:t>
+      </w:r>
+    </w:p>
+    <w:p>
+      <w:pPr>
+        <w:pStyle w:val="Textkrper"/>
+      </w:pPr>
+      <w:r>
         <w:t xml:space="preserve">Les standards eCH sont entièrement documentés et libres de toute restriction de droit de licence et/ou de brevet. La documentation correspondante peut être demandée gratuitement.</w:t>
       </w:r>
       <w:r>
@@ -3098,18 +3404,18 @@
         <w:t xml:space="preserve">Ces dispositions ne s’appliquent toutefois qu’aux standards élaborés par eCH, et non aux standards ou produits de tiers qui font référence aux standards eCH. Les standards contiennent les références correspondantes aux droits de tiers.</w:t>
       </w:r>
     </w:p>
-    <w:bookmarkEnd w:id="51"/>
-    <w:bookmarkStart w:id="55" w:name="annexe-a---références"/>
+    <w:bookmarkEnd w:id="54"/>
+    <w:bookmarkStart w:id="58" w:name="annexe-a---références"/>
     <w:p>
       <w:pPr>
         <w:pStyle w:val="berschrift1"/>
       </w:pPr>
       <w:r>
-        <w:t xml:space="preserve">7. Annexe A - Références</w:t>
+        <w:t xml:space="preserve">8. Annexe A - Références</w:t>
       </w:r>
     </w:p>
-    <w:bookmarkStart w:id="54" w:name="refs"/>
-    <w:bookmarkStart w:id="52" w:name="ref-glimm2014hermit"/>
+    <w:bookmarkStart w:id="57" w:name="refs"/>
+    <w:bookmarkStart w:id="55" w:name="ref-glimm2014hermit"/>
     <w:p>
       <w:pPr>
         <w:pStyle w:val="Bibliography"/>
@@ -3143,8 +3449,8 @@
         <w:t xml:space="preserve">53 (3): 245‑69.</w:t>
       </w:r>
     </w:p>
-    <w:bookmarkEnd w:id="52"/>
-    <w:bookmarkStart w:id="53" w:name="ref-jackson2019robot"/>
+    <w:bookmarkEnd w:id="55"/>
+    <w:bookmarkStart w:id="56" w:name="ref-jackson2019robot"/>
     <w:p>
       <w:pPr>
         <w:pStyle w:val="Bibliography"/>
@@ -3178,59 +3484,59 @@
         <w:t xml:space="preserve">20 (1): 407.</w:t>
       </w:r>
     </w:p>
-    <w:bookmarkEnd w:id="53"/>
-    <w:bookmarkEnd w:id="54"/>
-    <w:bookmarkEnd w:id="55"/>
-    <w:bookmarkStart w:id="56" w:name="annexe-b---collaboration-vérification"/>
+    <w:bookmarkEnd w:id="56"/>
+    <w:bookmarkEnd w:id="57"/>
+    <w:bookmarkEnd w:id="58"/>
+    <w:bookmarkStart w:id="59" w:name="annexe-b---collaboration-vérification"/>
     <w:p>
       <w:pPr>
         <w:pStyle w:val="berschrift1"/>
       </w:pPr>
       <w:r>
-        <w:t xml:space="preserve">8. Annexe B - Collaboration &amp; Vérification</w:t>
-      </w:r>
-    </w:p>
-    <w:bookmarkEnd w:id="56"/>
-    <w:bookmarkStart w:id="57" w:name="annexe-c---abréviations-et-glossaire"/>
-    <w:p>
-      <w:pPr>
-        <w:pStyle w:val="berschrift1"/>
-      </w:pPr>
-      <w:r>
-        <w:t xml:space="preserve">9. Annexe C - Abréviations et glossaire</w:t>
-      </w:r>
-    </w:p>
-    <w:bookmarkEnd w:id="57"/>
-    <w:bookmarkStart w:id="58" w:name="X6f8370af66b6e6c8c273e622397bc0a670fe454"/>
-    <w:p>
-      <w:pPr>
-        <w:pStyle w:val="berschrift1"/>
-      </w:pPr>
-      <w:r>
-        <w:t xml:space="preserve">10. Annexe D - Modifications par rapport à la version précédente</w:t>
-      </w:r>
-    </w:p>
-    <w:bookmarkEnd w:id="58"/>
-    <w:bookmarkStart w:id="59" w:name="annexe-e---table-des-illustrations"/>
-    <w:p>
-      <w:pPr>
-        <w:pStyle w:val="berschrift1"/>
-      </w:pPr>
-      <w:r>
-        <w:t xml:space="preserve">11. Annexe E - Table des illustrations</w:t>
+        <w:t xml:space="preserve">9. Annexe B - Collaboration &amp; Vérification</w:t>
       </w:r>
     </w:p>
     <w:bookmarkEnd w:id="59"/>
-    <w:bookmarkStart w:id="60" w:name="annexe-f---liste-des-tableaux"/>
+    <w:bookmarkStart w:id="60" w:name="annexe-c---abréviations-et-glossaire"/>
     <w:p>
       <w:pPr>
         <w:pStyle w:val="berschrift1"/>
       </w:pPr>
       <w:r>
-        <w:t xml:space="preserve">12. Annexe F - Liste des tableaux</w:t>
+        <w:t xml:space="preserve">10. Annexe C - Abréviations et glossaire</w:t>
       </w:r>
     </w:p>
     <w:bookmarkEnd w:id="60"/>
+    <w:bookmarkStart w:id="61" w:name="X6f8370af66b6e6c8c273e622397bc0a670fe454"/>
+    <w:p>
+      <w:pPr>
+        <w:pStyle w:val="berschrift1"/>
+      </w:pPr>
+      <w:r>
+        <w:t xml:space="preserve">11. Annexe D - Modifications par rapport à la version précédente</w:t>
+      </w:r>
+    </w:p>
+    <w:bookmarkEnd w:id="61"/>
+    <w:bookmarkStart w:id="62" w:name="annexe-e---table-des-illustrations"/>
+    <w:p>
+      <w:pPr>
+        <w:pStyle w:val="berschrift1"/>
+      </w:pPr>
+      <w:r>
+        <w:t xml:space="preserve">12. Annexe E - Table des illustrations</w:t>
+      </w:r>
+    </w:p>
+    <w:bookmarkEnd w:id="62"/>
+    <w:bookmarkStart w:id="63" w:name="annexe-f---liste-des-tableaux"/>
+    <w:p>
+      <w:pPr>
+        <w:pStyle w:val="berschrift1"/>
+      </w:pPr>
+      <w:r>
+        <w:t xml:space="preserve">13. Annexe F - Liste des tableaux</w:t>
+      </w:r>
+    </w:p>
+    <w:bookmarkEnd w:id="63"/>
     <w:sectPr>
       <w:headerReference r:id="rId13" w:type="default"/>
       <w:footerReference r:id="rId14" w:type="default"/>

--- a/fr/index.docx
+++ b/fr/index.docx
@@ -3487,13 +3487,13 @@
     <w:bookmarkEnd w:id="56"/>
     <w:bookmarkEnd w:id="57"/>
     <w:bookmarkEnd w:id="58"/>
-    <w:bookmarkStart w:id="59" w:name="annexe-b---collaboration-vérification"/>
+    <w:bookmarkStart w:id="59" w:name="annexe-b---collaboration-et-vérification"/>
     <w:p>
       <w:pPr>
         <w:pStyle w:val="berschrift1"/>
       </w:pPr>
       <w:r>
-        <w:t xml:space="preserve">9. Annexe B - Collaboration &amp; Vérification</w:t>
+        <w:t xml:space="preserve">9. Annexe B - Collaboration et Vérification</w:t>
       </w:r>
     </w:p>
     <w:bookmarkEnd w:id="59"/>

--- a/fr/index.docx
+++ b/fr/index.docx
@@ -15,7 +15,7 @@
         <w:pStyle w:val="Date"/>
       </w:pPr>
       <w:r>
-        <w:t xml:space="preserve">13 août 2026</w:t>
+        <w:t xml:space="preserve">3 septembre 2026</w:t>
       </w:r>
     </w:p>
     <w:p>
@@ -320,7 +320,7 @@
         <w:t xml:space="preserve">3. Modèle de données</w:t>
       </w:r>
     </w:p>
-    <w:bookmarkStart w:id="35" w:name="sec-album-de-musique"/>
+    <w:bookmarkStart w:id="35" w:name="sec-nodeshape-musicalbumshape"/>
     <w:p>
       <w:pPr>
         <w:pStyle w:val="berschrift2"/>
@@ -371,7 +371,7 @@
       <w:tr>
         <w:tc>
           <w:tcPr/>
-          <w:bookmarkStart w:id="34" w:name="tbl-album-de-musique"/>
+          <w:bookmarkStart w:id="34" w:name="tbl-nodeshape-musicalbumshape"/>
           <w:p>
             <w:pPr>
               <w:jc w:val="center"/>
@@ -567,7 +567,7 @@
                     <w:jc w:val="left"/>
                     <w:jc w:val="center"/>
                   </w:pPr>
-                  <w:hyperlink w:anchor="sec-personne">
+                  <w:hyperlink w:anchor="sec-nodeshape-personshape">
                     <w:r>
                       <w:rPr>
                         <w:rStyle w:val="VerbatimChar"/>
@@ -613,7 +613,7 @@
       </w:tr>
     </w:tbl>
     <w:bookmarkEnd w:id="35"/>
-    <w:bookmarkStart w:id="37" w:name="sec-enregistrement-musical"/>
+    <w:bookmarkStart w:id="37" w:name="sec-nodeshape-trackshape"/>
     <w:p>
       <w:pPr>
         <w:pStyle w:val="berschrift2"/>
@@ -664,7 +664,7 @@
       <w:tr>
         <w:tc>
           <w:tcPr/>
-          <w:bookmarkStart w:id="36" w:name="tbl-enregistrement-musical"/>
+          <w:bookmarkStart w:id="36" w:name="tbl-nodeshape-trackshape"/>
           <w:p>
             <w:pPr>
               <w:jc w:val="center"/>
@@ -860,7 +860,7 @@
                     <w:jc w:val="left"/>
                     <w:jc w:val="center"/>
                   </w:pPr>
-                  <w:hyperlink w:anchor="sec-album-de-musique">
+                  <w:hyperlink w:anchor="sec-nodeshape-musicalbumshape">
                     <w:r>
                       <w:rPr>
                         <w:rStyle w:val="VerbatimChar"/>
@@ -985,7 +985,7 @@
                     <w:jc w:val="left"/>
                     <w:jc w:val="center"/>
                   </w:pPr>
-                  <w:hyperlink w:anchor="sec-genre">
+                  <w:hyperlink w:anchor="sec-nodeshape-genreshape">
                     <w:r>
                       <w:rPr>
                         <w:rStyle w:val="VerbatimChar"/>
@@ -1054,7 +1054,7 @@
                     <w:jc w:val="left"/>
                     <w:jc w:val="center"/>
                   </w:pPr>
-                  <w:hyperlink w:anchor="sec-valeur-quantitative">
+                  <w:hyperlink w:anchor="sec-nodeshape-quantitativevalueshape">
                     <w:r>
                       <w:rPr>
                         <w:rStyle w:val="VerbatimChar"/>
@@ -1120,7 +1120,7 @@
                     <w:jc w:val="left"/>
                     <w:jc w:val="center"/>
                   </w:pPr>
-                  <w:hyperlink w:anchor="sec-valeur-quantitative">
+                  <w:hyperlink w:anchor="sec-nodeshape-quantitativevalueshape">
                     <w:r>
                       <w:rPr>
                         <w:rStyle w:val="VerbatimChar"/>
@@ -1151,7 +1151,7 @@
       </w:tr>
     </w:tbl>
     <w:bookmarkEnd w:id="37"/>
-    <w:bookmarkStart w:id="39" w:name="sec-facture"/>
+    <w:bookmarkStart w:id="39" w:name="sec-nodeshape-invoiceshape"/>
     <w:p>
       <w:pPr>
         <w:pStyle w:val="berschrift2"/>
@@ -1202,7 +1202,7 @@
       <w:tr>
         <w:tc>
           <w:tcPr/>
-          <w:bookmarkStart w:id="38" w:name="tbl-facture"/>
+          <w:bookmarkStart w:id="38" w:name="tbl-nodeshape-invoiceshape"/>
           <w:p>
             <w:pPr>
               <w:jc w:val="center"/>
@@ -1331,7 +1331,7 @@
                     <w:jc w:val="left"/>
                     <w:jc w:val="center"/>
                   </w:pPr>
-                  <w:hyperlink w:anchor="sec-personne">
+                  <w:hyperlink w:anchor="sec-nodeshape-personshape">
                     <w:r>
                       <w:rPr>
                         <w:rStyle w:val="VerbatimChar"/>
@@ -1400,7 +1400,7 @@
                     <w:jc w:val="left"/>
                     <w:jc w:val="center"/>
                   </w:pPr>
-                  <w:hyperlink w:anchor="sec-valeur-quantitative">
+                  <w:hyperlink w:anchor="sec-nodeshape-quantitativevalueshape">
                     <w:r>
                       <w:rPr>
                         <w:rStyle w:val="VerbatimChar"/>
@@ -1562,7 +1562,7 @@
       </w:tr>
     </w:tbl>
     <w:bookmarkEnd w:id="39"/>
-    <w:bookmarkStart w:id="41" w:name="sec-genre"/>
+    <w:bookmarkStart w:id="41" w:name="sec-nodeshape-genreshape"/>
     <w:p>
       <w:pPr>
         <w:pStyle w:val="berschrift2"/>
@@ -1613,7 +1613,7 @@
       <w:tr>
         <w:tc>
           <w:tcPr/>
-          <w:bookmarkStart w:id="40" w:name="tbl-genre"/>
+          <w:bookmarkStart w:id="40" w:name="tbl-nodeshape-genreshape"/>
           <w:p>
             <w:pPr>
               <w:jc w:val="center"/>
@@ -1795,7 +1795,7 @@
                     <w:jc w:val="left"/>
                     <w:jc w:val="center"/>
                   </w:pPr>
-                  <w:hyperlink w:anchor="sec-genre">
+                  <w:hyperlink w:anchor="sec-nodeshape-genreshape">
                     <w:r>
                       <w:rPr>
                         <w:rStyle w:val="VerbatimChar"/>
@@ -1841,7 +1841,7 @@
       </w:tr>
     </w:tbl>
     <w:bookmarkEnd w:id="41"/>
-    <w:bookmarkStart w:id="43" w:name="sec-organisation"/>
+    <w:bookmarkStart w:id="43" w:name="sec-nodeshape-organisationshape"/>
     <w:p>
       <w:pPr>
         <w:pStyle w:val="berschrift2"/>
@@ -1892,7 +1892,7 @@
       <w:tr>
         <w:tc>
           <w:tcPr/>
-          <w:bookmarkStart w:id="42" w:name="tbl-organisation"/>
+          <w:bookmarkStart w:id="42" w:name="tbl-nodeshape-organisationshape"/>
           <w:p>
             <w:pPr>
               <w:jc w:val="center"/>
@@ -2050,7 +2050,7 @@
       </w:tr>
     </w:tbl>
     <w:bookmarkEnd w:id="43"/>
-    <w:bookmarkStart w:id="45" w:name="sec-personne"/>
+    <w:bookmarkStart w:id="45" w:name="sec-nodeshape-personshape"/>
     <w:p>
       <w:pPr>
         <w:pStyle w:val="berschrift2"/>
@@ -2101,7 +2101,7 @@
       <w:tr>
         <w:tc>
           <w:tcPr/>
-          <w:bookmarkStart w:id="44" w:name="tbl-personne"/>
+          <w:bookmarkStart w:id="44" w:name="tbl-nodeshape-personshape"/>
           <w:p>
             <w:pPr>
               <w:jc w:val="center"/>
@@ -2562,7 +2562,7 @@
                     <w:jc w:val="left"/>
                     <w:jc w:val="center"/>
                   </w:pPr>
-                  <w:hyperlink w:anchor="sec-personne">
+                  <w:hyperlink w:anchor="sec-nodeshape-personshape">
                     <w:r>
                       <w:rPr>
                         <w:rStyle w:val="VerbatimChar"/>
@@ -2699,7 +2699,7 @@
                     <w:jc w:val="left"/>
                     <w:jc w:val="center"/>
                   </w:pPr>
-                  <w:hyperlink w:anchor="sec-personne">
+                  <w:hyperlink w:anchor="sec-nodeshape-personshape">
                     <w:r>
                       <w:rPr>
                         <w:rStyle w:val="VerbatimChar"/>
@@ -2730,7 +2730,7 @@
       </w:tr>
     </w:tbl>
     <w:bookmarkEnd w:id="45"/>
-    <w:bookmarkStart w:id="47" w:name="sec-valeur-quantitative"/>
+    <w:bookmarkStart w:id="47" w:name="sec-nodeshape-quantitativevalueshape"/>
     <w:p>
       <w:pPr>
         <w:pStyle w:val="berschrift2"/>
@@ -2781,7 +2781,7 @@
       <w:tr>
         <w:tc>
           <w:tcPr/>
-          <w:bookmarkStart w:id="46" w:name="tbl-valeur-quantitative"/>
+          <w:bookmarkStart w:id="46" w:name="tbl-nodeshape-quantitativevalueshape"/>
           <w:p>
             <w:pPr>
               <w:jc w:val="center"/>

--- a/fr/index.docx
+++ b/fr/index.docx
@@ -2999,7 +2999,7 @@
     </w:tbl>
     <w:bookmarkEnd w:id="47"/>
     <w:bookmarkEnd w:id="48"/>
-    <w:bookmarkStart w:id="51" w:name="accès-aux-données"/>
+    <w:bookmarkStart w:id="50" w:name="accès-aux-données"/>
     <w:p>
       <w:pPr>
         <w:pStyle w:val="berschrift1"/>
@@ -3034,20 +3034,29 @@
         <w:pStyle w:val="Textkrper"/>
       </w:pPr>
       <w:r>
-        <w:t xml:space="preserve">La base technologique de cette approche est le</w:t>
+        <w:t xml:space="preserve">La base technologique de cette approche est le Resource Description Framework</w:t>
       </w:r>
       <w:r>
         <w:t xml:space="preserve"> </w:t>
       </w:r>
-      <w:hyperlink r:id="rId49">
+      <w:r>
+        <w:t xml:space="preserve">(RDF,</w:t>
+      </w:r>
+      <w:r>
+        <w:t xml:space="preserve"> </w:t>
+      </w:r>
+      <w:hyperlink w:anchor="ref-cyganiak2014rdf11">
         <w:r>
           <w:rPr>
             <w:rStyle w:val="Hyperlink"/>
           </w:rPr>
-          <w:t xml:space="preserve">Resource Description Framework (RDF)</w:t>
+          <w:t xml:space="preserve">Cyganiak et al. 2014</w:t>
         </w:r>
       </w:hyperlink>
       <w:r>
+        <w:t xml:space="preserve">)</w:t>
+      </w:r>
+      <w:r>
         <w:t xml:space="preserve">, un standard central du World Wide Web Consortium (W3C) pour la modélisation des structures de données sur le Web.</w:t>
       </w:r>
       <w:r>
@@ -3079,7 +3088,7 @@
       <w:r>
         <w:t xml:space="preserve"> </w:t>
       </w:r>
-      <w:hyperlink r:id="rId50">
+      <w:hyperlink r:id="rId49">
         <w:r>
           <w:rPr>
             <w:rStyle w:val="Hyperlink"/>
@@ -3304,8 +3313,8 @@
         <w:t xml:space="preserve">    schema:partOf genre:1 .</w:t>
       </w:r>
     </w:p>
-    <w:bookmarkEnd w:id="51"/>
-    <w:bookmarkStart w:id="52" w:name="considérations-de-sécurité"/>
+    <w:bookmarkEnd w:id="50"/>
+    <w:bookmarkStart w:id="51" w:name="considérations-de-sécurité"/>
     <w:p>
       <w:pPr>
         <w:pStyle w:val="berschrift1"/>
@@ -3322,8 +3331,8 @@
         <w:t xml:space="preserve">Informations sur les bases légales expressément déterminantes ou remarque indiquant que les bases légales pertinentes doivent être respectées lors de la mise en œuvre.</w:t>
       </w:r>
     </w:p>
-    <w:bookmarkEnd w:id="52"/>
-    <w:bookmarkStart w:id="53" w:name="clause-de-non-responsabilité"/>
+    <w:bookmarkEnd w:id="51"/>
+    <w:bookmarkStart w:id="52" w:name="clause-de-non-responsabilité"/>
     <w:p>
       <w:pPr>
         <w:pStyle w:val="berschrift1"/>
@@ -3364,8 +3373,8 @@
         <w:t xml:space="preserve">Toute responsabilité pour les dommages causés par l’utilisation des standards eCH par l’utilisateur est exclue dans les limites autorisées par la loi.</w:t>
       </w:r>
     </w:p>
-    <w:bookmarkEnd w:id="53"/>
-    <w:bookmarkStart w:id="54" w:name="droits-dauteur"/>
+    <w:bookmarkEnd w:id="52"/>
+    <w:bookmarkStart w:id="53" w:name="droits-dauteur"/>
     <w:p>
       <w:pPr>
         <w:pStyle w:val="berschrift1"/>
@@ -3404,8 +3413,8 @@
         <w:t xml:space="preserve">Ces dispositions ne s’appliquent toutefois qu’aux standards élaborés par eCH, et non aux standards ou produits de tiers qui font référence aux standards eCH. Les standards contiennent les références correspondantes aux droits de tiers.</w:t>
       </w:r>
     </w:p>
-    <w:bookmarkEnd w:id="54"/>
-    <w:bookmarkStart w:id="58" w:name="annexe-a---références"/>
+    <w:bookmarkEnd w:id="53"/>
+    <w:bookmarkStart w:id="60" w:name="annexe-a---références"/>
     <w:p>
       <w:pPr>
         <w:pStyle w:val="berschrift1"/>
@@ -3414,8 +3423,59 @@
         <w:t xml:space="preserve">8. Annexe A - Références</w:t>
       </w:r>
     </w:p>
-    <w:bookmarkStart w:id="57" w:name="refs"/>
-    <w:bookmarkStart w:id="55" w:name="ref-glimm2014hermit"/>
+    <w:bookmarkStart w:id="59" w:name="refs"/>
+    <w:bookmarkStart w:id="55" w:name="ref-cyganiak2014rdf11"/>
+    <w:p>
+      <w:pPr>
+        <w:pStyle w:val="Bibliography"/>
+      </w:pPr>
+      <w:r>
+        <w:t xml:space="preserve">Cyganiak, Richard, David Wood, et Markus Lanthaler. 2014.</w:t>
+      </w:r>
+      <w:r>
+        <w:t xml:space="preserve"> </w:t>
+      </w:r>
+      <w:r>
+        <w:rPr>
+          <w:i/>
+          <w:iCs/>
+        </w:rPr>
+        <w:t xml:space="preserve">RDF</w:t>
+      </w:r>
+      <w:r>
+        <w:rPr>
+          <w:i/>
+          <w:iCs/>
+        </w:rPr>
+        <w:t xml:space="preserve"> </w:t>
+      </w:r>
+      <w:r>
+        <w:rPr>
+          <w:i/>
+          <w:iCs/>
+        </w:rPr>
+        <w:t xml:space="preserve">1.1 Concepts and Abstract Syntax</w:t>
+      </w:r>
+      <w:r>
+        <w:t xml:space="preserve">. W3C Recommendation. World Wide Web Consortium (W3C).</w:t>
+      </w:r>
+      <w:r>
+        <w:t xml:space="preserve"> </w:t>
+      </w:r>
+      <w:hyperlink r:id="rId54">
+        <w:r>
+          <w:rPr>
+            <w:rStyle w:val="Hyperlink"/>
+          </w:rPr>
+          <w:t xml:space="preserve">https://www.w3.org/TR/rdf11-concepts/</w:t>
+        </w:r>
+      </w:hyperlink>
+      <w:r>
+        <w:t xml:space="preserve">.</w:t>
+      </w:r>
+    </w:p>
+    <w:bookmarkEnd w:id="55"/>
+    <w:bookmarkStart w:id="56" w:name="ref-glimm2014hermit"/>
     <w:p>
       <w:pPr>
         <w:pStyle w:val="Bibliography"/>
@@ -3449,8 +3509,8 @@
         <w:t xml:space="preserve">53 (3): 245‑69.</w:t>
       </w:r>
     </w:p>
-    <w:bookmarkEnd w:id="55"/>
-    <w:bookmarkStart w:id="56" w:name="ref-jackson2019robot"/>
+    <w:bookmarkEnd w:id="56"/>
+    <w:bookmarkStart w:id="58" w:name="ref-jackson2019robot"/>
     <w:p>
       <w:pPr>
         <w:pStyle w:val="Bibliography"/>
@@ -3483,60 +3543,74 @@
       <w:r>
         <w:t xml:space="preserve">20 (1): 407.</w:t>
       </w:r>
+      <w:r>
+        <w:t xml:space="preserve"> </w:t>
+      </w:r>
+      <w:hyperlink r:id="rId57">
+        <w:r>
+          <w:rPr>
+            <w:rStyle w:val="Hyperlink"/>
+          </w:rPr>
+          <w:t xml:space="preserve">https://doi.org/10.1186/s12859-019-3002-3</w:t>
+        </w:r>
+      </w:hyperlink>
+      <w:r>
+        <w:t xml:space="preserve">.</w:t>
+      </w:r>
     </w:p>
-    <w:bookmarkEnd w:id="56"/>
-    <w:bookmarkEnd w:id="57"/>
     <w:bookmarkEnd w:id="58"/>
-    <w:bookmarkStart w:id="59" w:name="annexe-b---collaboration-et-vérification"/>
+    <w:bookmarkEnd w:id="59"/>
+    <w:bookmarkEnd w:id="60"/>
+    <w:bookmarkStart w:id="61" w:name="annexe-b---collaboration-et-vérification"/>
     <w:p>
       <w:pPr>
         <w:pStyle w:val="berschrift1"/>
       </w:pPr>
       <w:r>
         <w:t xml:space="preserve">9. Annexe B - Collaboration et Vérification</w:t>
-      </w:r>
-    </w:p>
-    <w:bookmarkEnd w:id="59"/>
-    <w:bookmarkStart w:id="60" w:name="annexe-c---abréviations-et-glossaire"/>
-    <w:p>
-      <w:pPr>
-        <w:pStyle w:val="berschrift1"/>
-      </w:pPr>
-      <w:r>
-        <w:t xml:space="preserve">10. Annexe C - Abréviations et glossaire</w:t>
-      </w:r>
-    </w:p>
-    <w:bookmarkEnd w:id="60"/>
-    <w:bookmarkStart w:id="61" w:name="X6f8370af66b6e6c8c273e622397bc0a670fe454"/>
-    <w:p>
-      <w:pPr>
-        <w:pStyle w:val="berschrift1"/>
-      </w:pPr>
-      <w:r>
-        <w:t xml:space="preserve">11. Annexe D - Modifications par rapport à la version précédente</w:t>
       </w:r>
     </w:p>
     <w:bookmarkEnd w:id="61"/>
-    <w:bookmarkStart w:id="62" w:name="annexe-e---table-des-illustrations"/>
+    <w:bookmarkStart w:id="62" w:name="annexe-c---abréviations-et-glossaire"/>
     <w:p>
       <w:pPr>
         <w:pStyle w:val="berschrift1"/>
       </w:pPr>
       <w:r>
-        <w:t xml:space="preserve">12. Annexe E - Table des illustrations</w:t>
+        <w:t xml:space="preserve">10. Annexe C - Abréviations et glossaire</w:t>
       </w:r>
     </w:p>
     <w:bookmarkEnd w:id="62"/>
-    <w:bookmarkStart w:id="63" w:name="annexe-f---liste-des-tableaux"/>
+    <w:bookmarkStart w:id="63" w:name="X6f8370af66b6e6c8c273e622397bc0a670fe454"/>
     <w:p>
       <w:pPr>
         <w:pStyle w:val="berschrift1"/>
       </w:pPr>
       <w:r>
-        <w:t xml:space="preserve">13. Annexe F - Liste des tableaux</w:t>
+        <w:t xml:space="preserve">11. Annexe D - Modifications par rapport à la version précédente</w:t>
       </w:r>
     </w:p>
     <w:bookmarkEnd w:id="63"/>
+    <w:bookmarkStart w:id="64" w:name="annexe-e---table-des-illustrations"/>
+    <w:p>
+      <w:pPr>
+        <w:pStyle w:val="berschrift1"/>
+      </w:pPr>
+      <w:r>
+        <w:t xml:space="preserve">12. Annexe E - Table des illustrations</w:t>
+      </w:r>
+    </w:p>
+    <w:bookmarkEnd w:id="64"/>
+    <w:bookmarkStart w:id="65" w:name="annexe-f---liste-des-tableaux"/>
+    <w:p>
+      <w:pPr>
+        <w:pStyle w:val="berschrift1"/>
+      </w:pPr>
+      <w:r>
+        <w:t xml:space="preserve">13. Annexe F - Liste des tableaux</w:t>
+      </w:r>
+    </w:p>
+    <w:bookmarkEnd w:id="65"/>
     <w:sectPr>
       <w:headerReference r:id="rId13" w:type="default"/>
       <w:footerReference r:id="rId14" w:type="default"/>

--- a/fr/index.docx
+++ b/fr/index.docx
@@ -15,7 +15,7 @@
         <w:pStyle w:val="Date"/>
       </w:pPr>
       <w:r>
-        <w:t xml:space="preserve">3 septembre 2026</w:t>
+        <w:t xml:space="preserve">4 septembre 2026</w:t>
       </w:r>
     </w:p>
     <w:p>
@@ -3571,7 +3571,7 @@
       </w:r>
     </w:p>
     <w:bookmarkEnd w:id="61"/>
-    <w:bookmarkStart w:id="62" w:name="annexe-c---abréviations-et-glossaire"/>
+    <w:bookmarkStart w:id="66" w:name="annexe-c---abréviations-et-glossaire"/>
     <w:p>
       <w:pPr>
         <w:pStyle w:val="berschrift1"/>
@@ -3580,8 +3580,320 @@
         <w:t xml:space="preserve">10. Annexe C - Abréviations et glossaire</w:t>
       </w:r>
     </w:p>
-    <w:bookmarkEnd w:id="62"/>
-    <w:bookmarkStart w:id="63" w:name="X6f8370af66b6e6c8c273e622397bc0a670fe454"/>
+    <w:tbl>
+      <w:tblPr>
+        <w:tblStyle w:val="Table"/>
+        <w:tblW w:type="pct" w:w="5000"/>
+        <w:tblLayout w:type="fixed"/>
+        <w:tblLook w:firstRow="0" w:lastRow="0" w:firstColumn="0" w:lastColumn="0" w:noHBand="0" w:noVBand="0" w:val="0000"/>
+      </w:tblPr>
+      <w:tblGrid>
+        <w:gridCol w:w="7920"/>
+      </w:tblGrid>
+      <w:tr>
+        <w:tc>
+          <w:tcPr/>
+          <w:bookmarkStart w:id="65" w:name="tbl-glossary"/>
+          <w:p>
+            <w:pPr>
+              <w:jc w:val="center"/>
+            </w:pPr>
+            <w:pPr>
+              <w:jc w:val="left"/>
+              <w:spacing w:before="200"/>
+              <w:pStyle w:val="ImageCaption"/>
+            </w:pPr>
+            <w:r>
+              <w:t xml:space="preserve">Table 8: Glossaire de la norme eCH-1234</w:t>
+            </w:r>
+          </w:p>
+          <w:tbl>
+            <w:tblPr>
+              <w:tblStyle w:val="Table"/>
+              <w:tblW w:type="pct" w:w="5000"/>
+              <w:tblLayout w:type="fixed"/>
+              <w:tblLook w:firstRow="1" w:lastRow="0" w:firstColumn="0" w:lastColumn="0" w:noHBand="0" w:noVBand="0" w:val="0020"/>
+            </w:tblPr>
+            <w:tblGrid>
+              <w:gridCol w:w="1188"/>
+              <w:gridCol w:w="1584"/>
+              <w:gridCol w:w="3168"/>
+              <w:gridCol w:w="1980"/>
+            </w:tblGrid>
+            <w:tr>
+              <w:trPr>
+                <w:tblHeader w:val="on"/>
+              </w:trPr>
+              <w:tc>
+                <w:tcPr/>
+                <w:p>
+                  <w:pPr>
+                    <w:pStyle w:val="Compact"/>
+                    <w:jc w:val="left"/>
+                    <w:jc w:val="center"/>
+                  </w:pPr>
+                  <w:r>
+                    <w:t xml:space="preserve">IRI</w:t>
+                  </w:r>
+                </w:p>
+              </w:tc>
+              <w:tc>
+                <w:tcPr/>
+                <w:p>
+                  <w:pPr>
+                    <w:pStyle w:val="Compact"/>
+                    <w:jc w:val="left"/>
+                    <w:jc w:val="center"/>
+                  </w:pPr>
+                  <w:r>
+                    <w:t xml:space="preserve">Terme</w:t>
+                  </w:r>
+                </w:p>
+              </w:tc>
+              <w:tc>
+                <w:tcPr/>
+                <w:p>
+                  <w:pPr>
+                    <w:pStyle w:val="Compact"/>
+                    <w:jc w:val="left"/>
+                    <w:jc w:val="center"/>
+                  </w:pPr>
+                  <w:r>
+                    <w:t xml:space="preserve">Description</w:t>
+                  </w:r>
+                </w:p>
+              </w:tc>
+              <w:tc>
+                <w:tcPr/>
+                <w:p>
+                  <w:pPr>
+                    <w:pStyle w:val="Compact"/>
+                    <w:jc w:val="left"/>
+                    <w:jc w:val="center"/>
+                  </w:pPr>
+                  <w:r>
+                    <w:t xml:space="preserve">Relations</w:t>
+                  </w:r>
+                </w:p>
+              </w:tc>
+            </w:tr>
+            <w:tr>
+              <w:tc>
+                <w:tcPr/>
+                <w:p>
+                  <w:pPr>
+                    <w:pStyle w:val="Compact"/>
+                    <w:jc w:val="left"/>
+                    <w:jc w:val="center"/>
+                  </w:pPr>
+                  <w:hyperlink r:id="rId62">
+                    <w:r>
+                      <w:rPr>
+                        <w:rStyle w:val="VerbatimChar"/>
+                      </w:rPr>
+                      <w:t xml:space="preserve">term:lindas</w:t>
+                    </w:r>
+                  </w:hyperlink>
+                </w:p>
+              </w:tc>
+              <w:tc>
+                <w:tcPr/>
+                <w:p>
+                  <w:pPr>
+                    <w:pStyle w:val="Compact"/>
+                    <w:jc w:val="left"/>
+                    <w:jc w:val="center"/>
+                  </w:pPr>
+                  <w:r>
+                    <w:rPr>
+                      <w:b/>
+                      <w:bCs/>
+                    </w:rPr>
+                    <w:t xml:space="preserve">Linked Data Service</w:t>
+                  </w:r>
+                  <w:r>
+                    <w:t xml:space="preserve"> </w:t>
+                  </w:r>
+                  <w:r>
+                    <w:t xml:space="preserve">(LINDAS)</w:t>
+                  </w:r>
+                </w:p>
+              </w:tc>
+              <w:tc>
+                <w:tcPr/>
+                <w:p>
+                  <w:pPr>
+                    <w:pStyle w:val="Compact"/>
+                    <w:jc w:val="left"/>
+                    <w:jc w:val="center"/>
+                  </w:pPr>
+                  <w:r>
+                    <w:t xml:space="preserve">Le service officiel de données liées de l’administration fédérale suisse, fonctionnant comme un triple store (magasin de triplets).</w:t>
+                  </w:r>
+                </w:p>
+              </w:tc>
+              <w:tc>
+                <w:tcPr/>
+                <w:p>
+                  <w:pPr>
+                    <w:pStyle w:val="Compact"/>
+                  </w:pPr>
+                </w:p>
+              </w:tc>
+            </w:tr>
+            <w:tr>
+              <w:tc>
+                <w:tcPr/>
+                <w:p>
+                  <w:pPr>
+                    <w:pStyle w:val="Compact"/>
+                    <w:jc w:val="left"/>
+                    <w:jc w:val="center"/>
+                  </w:pPr>
+                  <w:hyperlink r:id="rId63">
+                    <w:r>
+                      <w:rPr>
+                        <w:rStyle w:val="VerbatimChar"/>
+                      </w:rPr>
+                      <w:t xml:space="preserve">term:rdf</w:t>
+                    </w:r>
+                  </w:hyperlink>
+                </w:p>
+              </w:tc>
+              <w:tc>
+                <w:tcPr/>
+                <w:p>
+                  <w:pPr>
+                    <w:pStyle w:val="Compact"/>
+                    <w:jc w:val="left"/>
+                    <w:jc w:val="center"/>
+                  </w:pPr>
+                  <w:r>
+                    <w:rPr>
+                      <w:b/>
+                      <w:bCs/>
+                    </w:rPr>
+                    <w:t xml:space="preserve">Resource Description Framework</w:t>
+                  </w:r>
+                  <w:r>
+                    <w:t xml:space="preserve"> </w:t>
+                  </w:r>
+                  <w:r>
+                    <w:t xml:space="preserve">(RDF)</w:t>
+                  </w:r>
+                </w:p>
+              </w:tc>
+              <w:tc>
+                <w:tcPr/>
+                <w:p>
+                  <w:pPr>
+                    <w:pStyle w:val="Compact"/>
+                    <w:jc w:val="left"/>
+                    <w:jc w:val="center"/>
+                  </w:pPr>
+                  <w:r>
+                    <w:t xml:space="preserve">Une norme centrale du World Wide Web Consortium (W3C) pour la modélisation des structures de données sur le Web. Les informations ne sont pas représentées dans des tableaux classiques, mais sous forme de graphes interconnectés.</w:t>
+                  </w:r>
+                </w:p>
+              </w:tc>
+              <w:tc>
+                <w:tcPr/>
+                <w:p>
+                  <w:pPr>
+                    <w:pStyle w:val="Compact"/>
+                  </w:pPr>
+                </w:p>
+              </w:tc>
+            </w:tr>
+            <w:tr>
+              <w:tc>
+                <w:tcPr/>
+                <w:p>
+                  <w:pPr>
+                    <w:pStyle w:val="Compact"/>
+                    <w:jc w:val="left"/>
+                    <w:jc w:val="center"/>
+                  </w:pPr>
+                  <w:hyperlink r:id="rId64">
+                    <w:r>
+                      <w:rPr>
+                        <w:rStyle w:val="VerbatimChar"/>
+                      </w:rPr>
+                      <w:t xml:space="preserve">term:triple</w:t>
+                    </w:r>
+                  </w:hyperlink>
+                </w:p>
+              </w:tc>
+              <w:tc>
+                <w:tcPr/>
+                <w:p>
+                  <w:pPr>
+                    <w:pStyle w:val="Compact"/>
+                    <w:jc w:val="left"/>
+                    <w:jc w:val="center"/>
+                  </w:pPr>
+                  <w:r>
+                    <w:rPr>
+                      <w:b/>
+                      <w:bCs/>
+                    </w:rPr>
+                    <w:t xml:space="preserve">Triplet</w:t>
+                  </w:r>
+                </w:p>
+              </w:tc>
+              <w:tc>
+                <w:tcPr/>
+                <w:p>
+                  <w:pPr>
+                    <w:pStyle w:val="Compact"/>
+                    <w:jc w:val="left"/>
+                    <w:jc w:val="center"/>
+                  </w:pPr>
+                  <w:r>
+                    <w:t xml:space="preserve">La structure de base d’une déclaration en RDF, composée d’un sujet, d’un prédicat et d’un objet.</w:t>
+                  </w:r>
+                </w:p>
+              </w:tc>
+              <w:tc>
+                <w:tcPr/>
+                <w:p>
+                  <w:pPr>
+                    <w:pStyle w:val="Compact"/>
+                    <w:jc w:val="left"/>
+                    <w:jc w:val="center"/>
+                  </w:pPr>
+                  <w:r>
+                    <w:rPr>
+                      <w:i/>
+                      <w:iCs/>
+                    </w:rPr>
+                    <w:t xml:space="preserve">plus générique</w:t>
+                  </w:r>
+                  <w:r>
+                    <w:t xml:space="preserve">:</w:t>
+                  </w:r>
+                  <w:r>
+                    <w:t xml:space="preserve"> </w:t>
+                  </w:r>
+                  <w:hyperlink r:id="rId63">
+                    <w:r>
+                      <w:rPr>
+                        <w:rStyle w:val="VerbatimChar"/>
+                      </w:rPr>
+                      <w:t xml:space="preserve">term:rdf</w:t>
+                    </w:r>
+                  </w:hyperlink>
+                </w:p>
+              </w:tc>
+            </w:tr>
+          </w:tbl>
+          <w:bookmarkEnd w:id="65"/>
+          <w:p/>
+        </w:tc>
+      </w:tr>
+    </w:tbl>
+    <w:bookmarkEnd w:id="66"/>
+    <w:bookmarkStart w:id="67" w:name="X6f8370af66b6e6c8c273e622397bc0a670fe454"/>
     <w:p>
       <w:pPr>
         <w:pStyle w:val="berschrift1"/>
@@ -3590,8 +3902,8 @@
         <w:t xml:space="preserve">11. Annexe D - Modifications par rapport à la version précédente</w:t>
       </w:r>
     </w:p>
-    <w:bookmarkEnd w:id="63"/>
-    <w:bookmarkStart w:id="64" w:name="annexe-e---table-des-illustrations"/>
+    <w:bookmarkEnd w:id="67"/>
+    <w:bookmarkStart w:id="68" w:name="annexe-e---table-des-illustrations"/>
     <w:p>
       <w:pPr>
         <w:pStyle w:val="berschrift1"/>
@@ -3600,8 +3912,8 @@
         <w:t xml:space="preserve">12. Annexe E - Table des illustrations</w:t>
       </w:r>
     </w:p>
-    <w:bookmarkEnd w:id="64"/>
-    <w:bookmarkStart w:id="65" w:name="annexe-f---liste-des-tableaux"/>
+    <w:bookmarkEnd w:id="68"/>
+    <w:bookmarkStart w:id="69" w:name="annexe-f---liste-des-tableaux"/>
     <w:p>
       <w:pPr>
         <w:pStyle w:val="berschrift1"/>
@@ -3610,7 +3922,7 @@
         <w:t xml:space="preserve">13. Annexe F - Liste des tableaux</w:t>
       </w:r>
     </w:p>
-    <w:bookmarkEnd w:id="65"/>
+    <w:bookmarkEnd w:id="69"/>
     <w:sectPr>
       <w:headerReference r:id="rId13" w:type="default"/>
       <w:footerReference r:id="rId14" w:type="default"/>

--- a/fr/index.docx
+++ b/fr/index.docx
@@ -60,7 +60,7 @@
         </w:p>
       </w:sdtContent>
     </w:sdt>
-    <w:bookmarkStart w:id="23" w:name="remarque"/>
+    <w:bookmarkStart w:id="23" w:name="sec-note"/>
     <w:p>
       <w:pPr>
         <w:pStyle w:val="berschrift1"/>
@@ -78,7 +78,7 @@
       </w:r>
     </w:p>
     <w:bookmarkEnd w:id="23"/>
-    <w:bookmarkStart w:id="32" w:name="introduction"/>
+    <w:bookmarkStart w:id="32" w:name="sec-introduction"/>
     <w:p>
       <w:pPr>
         <w:pStyle w:val="berschrift1"/>
@@ -87,7 +87,7 @@
         <w:t xml:space="preserve">1. Introduction</w:t>
       </w:r>
     </w:p>
-    <w:bookmarkStart w:id="24" w:name="statut"/>
+    <w:bookmarkStart w:id="24" w:name="sec-status"/>
     <w:p>
       <w:pPr>
         <w:pStyle w:val="berschrift2"/>
@@ -105,7 +105,7 @@
       </w:r>
     </w:p>
     <w:bookmarkEnd w:id="24"/>
-    <w:bookmarkStart w:id="25" w:name="champ-dapplication"/>
+    <w:bookmarkStart w:id="25" w:name="sec-scope-of-application"/>
     <w:p>
       <w:pPr>
         <w:pStyle w:val="berschrift2"/>
@@ -129,7 +129,7 @@
       </w:r>
     </w:p>
     <w:bookmarkEnd w:id="25"/>
-    <w:bookmarkStart w:id="31" w:name="nous-pouvons-avoir-des-sous-titres"/>
+    <w:bookmarkStart w:id="31" w:name="sec-example-subheading"/>
     <w:p>
       <w:pPr>
         <w:pStyle w:val="berschrift2"/>
@@ -146,7 +146,7 @@
         <w:t xml:space="preserve">Et écrire un peu de texte.</w:t>
       </w:r>
     </w:p>
-    <w:bookmarkStart w:id="30" w:name="et-aussi-des-sous-sous-titres"/>
+    <w:bookmarkStart w:id="30" w:name="sec-example-subsubheading"/>
     <w:p>
       <w:pPr>
         <w:pStyle w:val="berschrift3"/>
@@ -253,7 +253,7 @@
     <w:bookmarkEnd w:id="30"/>
     <w:bookmarkEnd w:id="31"/>
     <w:bookmarkEnd w:id="32"/>
-    <w:bookmarkStart w:id="33" w:name="notes-techniques"/>
+    <w:bookmarkStart w:id="33" w:name="sec-technical-notes"/>
     <w:p>
       <w:pPr>
         <w:pStyle w:val="berschrift1"/>
@@ -311,7 +311,7 @@
       </w:r>
     </w:p>
     <w:bookmarkEnd w:id="33"/>
-    <w:bookmarkStart w:id="48" w:name="modèle-de-données"/>
+    <w:bookmarkStart w:id="48" w:name="sec-data-model"/>
     <w:p>
       <w:pPr>
         <w:pStyle w:val="berschrift1"/>
@@ -2999,7 +2999,7 @@
     </w:tbl>
     <w:bookmarkEnd w:id="47"/>
     <w:bookmarkEnd w:id="48"/>
-    <w:bookmarkStart w:id="50" w:name="accès-aux-données"/>
+    <w:bookmarkStart w:id="50" w:name="sec-data-retrieval"/>
     <w:p>
       <w:pPr>
         <w:pStyle w:val="berschrift1"/>
@@ -3314,7 +3314,7 @@
       </w:r>
     </w:p>
     <w:bookmarkEnd w:id="50"/>
-    <w:bookmarkStart w:id="51" w:name="considérations-de-sécurité"/>
+    <w:bookmarkStart w:id="51" w:name="sec-safety-consideration"/>
     <w:p>
       <w:pPr>
         <w:pStyle w:val="berschrift1"/>
@@ -3332,7 +3332,7 @@
       </w:r>
     </w:p>
     <w:bookmarkEnd w:id="51"/>
-    <w:bookmarkStart w:id="52" w:name="clause-de-non-responsabilité"/>
+    <w:bookmarkStart w:id="52" w:name="sec-disclaimer"/>
     <w:p>
       <w:pPr>
         <w:pStyle w:val="berschrift1"/>
@@ -3374,7 +3374,7 @@
       </w:r>
     </w:p>
     <w:bookmarkEnd w:id="52"/>
-    <w:bookmarkStart w:id="53" w:name="droits-dauteur"/>
+    <w:bookmarkStart w:id="53" w:name="sec-copyrights"/>
     <w:p>
       <w:pPr>
         <w:pStyle w:val="berschrift1"/>
@@ -3414,7 +3414,7 @@
       </w:r>
     </w:p>
     <w:bookmarkEnd w:id="53"/>
-    <w:bookmarkStart w:id="60" w:name="annexe-a---références"/>
+    <w:bookmarkStart w:id="60" w:name="sec-appendix-a"/>
     <w:p>
       <w:pPr>
         <w:pStyle w:val="berschrift1"/>
@@ -3561,7 +3561,7 @@
     <w:bookmarkEnd w:id="58"/>
     <w:bookmarkEnd w:id="59"/>
     <w:bookmarkEnd w:id="60"/>
-    <w:bookmarkStart w:id="61" w:name="annexe-b---collaboration-et-vérification"/>
+    <w:bookmarkStart w:id="61" w:name="sec-appendix-b"/>
     <w:p>
       <w:pPr>
         <w:pStyle w:val="berschrift1"/>
@@ -3571,7 +3571,7 @@
       </w:r>
     </w:p>
     <w:bookmarkEnd w:id="61"/>
-    <w:bookmarkStart w:id="66" w:name="annexe-c---abréviations-et-glossaire"/>
+    <w:bookmarkStart w:id="66" w:name="sec-appendix-c"/>
     <w:p>
       <w:pPr>
         <w:pStyle w:val="berschrift1"/>
@@ -3893,7 +3893,7 @@
       </w:tr>
     </w:tbl>
     <w:bookmarkEnd w:id="66"/>
-    <w:bookmarkStart w:id="67" w:name="X6f8370af66b6e6c8c273e622397bc0a670fe454"/>
+    <w:bookmarkStart w:id="67" w:name="sec-appendix-d"/>
     <w:p>
       <w:pPr>
         <w:pStyle w:val="berschrift1"/>
@@ -3903,7 +3903,7 @@
       </w:r>
     </w:p>
     <w:bookmarkEnd w:id="67"/>
-    <w:bookmarkStart w:id="68" w:name="annexe-e---table-des-illustrations"/>
+    <w:bookmarkStart w:id="68" w:name="sec-appendix-e"/>
     <w:p>
       <w:pPr>
         <w:pStyle w:val="berschrift1"/>
@@ -3913,7 +3913,7 @@
       </w:r>
     </w:p>
     <w:bookmarkEnd w:id="68"/>
-    <w:bookmarkStart w:id="69" w:name="annexe-f---liste-des-tableaux"/>
+    <w:bookmarkStart w:id="69" w:name="sec-appendix-f"/>
     <w:p>
       <w:pPr>
         <w:pStyle w:val="berschrift1"/>

--- a/fr/index.docx
+++ b/fr/index.docx
@@ -3138,7 +3138,7 @@
         <w:rPr>
           <w:rStyle w:val="VerbatimChar"/>
         </w:rPr>
-        <w:t xml:space="preserve">BASE &lt;https://example.org/&gt;</w:t>
+        <w:t xml:space="preserve">BASE &lt;https://agriculture.ld.admin.ch/eCH-1234/2/&gt;</w:t>
       </w:r>
       <w:r>
         <w:br/>
@@ -3220,7 +3220,7 @@
         <w:rPr>
           <w:rStyle w:val="VerbatimChar"/>
         </w:rPr>
-        <w:t xml:space="preserve">@base &lt;http://example.org/&gt; .</w:t>
+        <w:t xml:space="preserve">@base &lt;https://agriculture.ld.admin.ch/eCH-1234/2/&gt; .</w:t>
       </w:r>
       <w:r>
         <w:br/>
@@ -3229,7 +3229,7 @@
         <w:rPr>
           <w:rStyle w:val="VerbatimChar"/>
         </w:rPr>
-        <w:t xml:space="preserve">@prefix genre: &lt;http://example.org/genre/&gt; .</w:t>
+        <w:t xml:space="preserve">@prefix genre: &lt;https://agriculture.ld.admin.ch/eCH-1234/2/genre/&gt; .</w:t>
       </w:r>
       <w:r>
         <w:br/>

--- a/fr/index.docx
+++ b/fr/index.docx
@@ -3615,10 +3615,9 @@
               <w:tblLook w:firstRow="1" w:lastRow="0" w:firstColumn="0" w:lastColumn="0" w:noHBand="0" w:noVBand="0" w:val="0020"/>
             </w:tblPr>
             <w:tblGrid>
-              <w:gridCol w:w="1188"/>
               <w:gridCol w:w="1584"/>
-              <w:gridCol w:w="3168"/>
               <w:gridCol w:w="1980"/>
+              <w:gridCol w:w="4356"/>
             </w:tblGrid>
             <w:tr>
               <w:trPr>
@@ -3660,19 +3659,6 @@
                   </w:pPr>
                   <w:r>
                     <w:t xml:space="preserve">Description</w:t>
-                  </w:r>
-                </w:p>
-              </w:tc>
-              <w:tc>
-                <w:tcPr/>
-                <w:p>
-                  <w:pPr>
-                    <w:pStyle w:val="Compact"/>
-                    <w:jc w:val="left"/>
-                    <w:jc w:val="center"/>
-                  </w:pPr>
-                  <w:r>
-                    <w:t xml:space="preserve">Relations</w:t>
                   </w:r>
                 </w:p>
               </w:tc>
@@ -3728,16 +3714,14 @@
                     <w:jc w:val="center"/>
                   </w:pPr>
                   <w:r>
-                    <w:t xml:space="preserve">Le service officiel de données liées de l’administration fédérale suisse, fonctionnant comme un triple store (magasin de triplets).</w:t>
-                  </w:r>
-                </w:p>
-              </w:tc>
-              <w:tc>
-                <w:tcPr/>
-                <w:p>
-                  <w:pPr>
-                    <w:pStyle w:val="Compact"/>
-                  </w:pPr>
+                    <w:t xml:space="preserve">Le service officiel de données liées de l’administration fédérale</w:t>
+                  </w:r>
+                  <w:r>
+                    <w:t xml:space="preserve"> </w:t>
+                  </w:r>
+                  <w:r>
+                    <w:t xml:space="preserve">suisse, fonctionnant comme un triple store (magasin de triplets).</w:t>
+                  </w:r>
                 </w:p>
               </w:tc>
             </w:tr>
@@ -3773,12 +3757,26 @@
                       <w:b/>
                       <w:bCs/>
                     </w:rPr>
-                    <w:t xml:space="preserve">Resource Description Framework</w:t>
-                  </w:r>
-                  <w:r>
+                    <w:t xml:space="preserve">Resource Description</w:t>
+                  </w:r>
+                  <w:r>
+                    <w:rPr>
+                      <w:b/>
+                      <w:bCs/>
+                    </w:rPr>
                     <w:t xml:space="preserve"> </w:t>
                   </w:r>
                   <w:r>
+                    <w:rPr>
+                      <w:b/>
+                      <w:bCs/>
+                    </w:rPr>
+                    <w:t xml:space="preserve">Framework</w:t>
+                  </w:r>
+                  <w:r>
+                    <w:t xml:space="preserve"> </w:t>
+                  </w:r>
+                  <w:r>
                     <w:t xml:space="preserve">(RDF)</w:t>
                   </w:r>
                 </w:p>
@@ -3792,16 +3790,26 @@
                     <w:jc w:val="center"/>
                   </w:pPr>
                   <w:r>
-                    <w:t xml:space="preserve">Une norme centrale du World Wide Web Consortium (W3C) pour la modélisation des structures de données sur le Web. Les informations ne sont pas représentées dans des tableaux classiques, mais sous forme de graphes interconnectés.</w:t>
-                  </w:r>
-                </w:p>
-              </w:tc>
-              <w:tc>
-                <w:tcPr/>
-                <w:p>
-                  <w:pPr>
-                    <w:pStyle w:val="Compact"/>
-                  </w:pPr>
+                    <w:t xml:space="preserve">Une norme centrale du World Wide Web Consortium (W3C) pour la</w:t>
+                  </w:r>
+                  <w:r>
+                    <w:t xml:space="preserve"> </w:t>
+                  </w:r>
+                  <w:r>
+                    <w:t xml:space="preserve">modélisation des structures de données sur le Web. Les</w:t>
+                  </w:r>
+                  <w:r>
+                    <w:t xml:space="preserve"> </w:t>
+                  </w:r>
+                  <w:r>
+                    <w:t xml:space="preserve">informations ne sont pas représentées dans des tableaux</w:t>
+                  </w:r>
+                  <w:r>
+                    <w:t xml:space="preserve"> </w:t>
+                  </w:r>
+                  <w:r>
+                    <w:t xml:space="preserve">classiques, mais sous forme de graphes interconnectés.</w:t>
+                  </w:r>
                 </w:p>
               </w:tc>
             </w:tr>
@@ -3845,20 +3853,21 @@
                 <w:tcPr/>
                 <w:p>
                   <w:pPr>
-                    <w:pStyle w:val="Compact"/>
                     <w:jc w:val="left"/>
                     <w:jc w:val="center"/>
                   </w:pPr>
                   <w:r>
-                    <w:t xml:space="preserve">La structure de base d’une déclaration en RDF, composée d’un sujet, d’un prédicat et d’un objet.</w:t>
-                  </w:r>
-                </w:p>
-              </w:tc>
-              <w:tc>
-                <w:tcPr/>
-                <w:p>
-                  <w:pPr>
-                    <w:pStyle w:val="Compact"/>
+                    <w:t xml:space="preserve">La structure de base d’une déclaration en RDF, composée d’un</w:t>
+                  </w:r>
+                  <w:r>
+                    <w:t xml:space="preserve"> </w:t>
+                  </w:r>
+                  <w:r>
+                    <w:t xml:space="preserve">sujet, d’un prédicat et d’un objet.</w:t>
+                  </w:r>
+                </w:p>
+                <w:p>
+                  <w:pPr>
                     <w:jc w:val="left"/>
                     <w:jc w:val="center"/>
                   </w:pPr>
